--- a/Oceanun.docx
+++ b/Oceanun.docx
@@ -1,6 +1,6 @@
 
 <file path=word/document.xml><?xml version="1.0" encoding="utf-8"?>
-<w:document xmlns:wpc="http://schemas.microsoft.com/office/word/2010/wordprocessingCanvas" xmlns:cx="http://schemas.microsoft.com/office/drawing/2014/chartex" xmlns:cx1="http://schemas.microsoft.com/office/drawing/2015/9/8/chartex" xmlns:cx2="http://schemas.microsoft.com/office/drawing/2015/10/21/chartex" xmlns:cx3="http://schemas.microsoft.com/office/drawing/2016/5/9/chartex" xmlns:cx4="http://schemas.microsoft.com/office/drawing/2016/5/10/chartex" xmlns:cx5="http://schemas.microsoft.com/office/drawing/2016/5/11/chartex" xmlns:cx6="http://schemas.microsoft.com/office/drawing/2016/5/12/chartex" xmlns:cx7="http://schemas.microsoft.com/office/drawing/2016/5/13/chartex" xmlns:cx8="http://schemas.microsoft.com/office/drawing/2016/5/14/chartex" xmlns:mc="http://schemas.openxmlformats.org/markup-compatibility/2006" xmlns:aink="http://schemas.microsoft.com/office/drawing/2016/ink" xmlns:am3d="http://schemas.microsoft.com/office/drawing/2017/model3d" xmlns:o="urn:schemas-microsoft-com:office:office" xmlns:oel="http://schemas.microsoft.com/office/2019/extlst" xmlns:r="http://schemas.openxmlformats.org/officeDocument/2006/relationships" xmlns:m="http://schemas.openxmlformats.org/officeDocument/2006/math" xmlns:v="urn:schemas-microsoft-com:vml" xmlns:wp14="http://schemas.microsoft.com/office/word/2010/wordprocessingDrawing" xmlns:wp="http://schemas.openxmlformats.org/drawingml/2006/wordprocessingDrawing" xmlns:w10="urn:schemas-microsoft-com:office:word" xmlns:w="http://schemas.openxmlformats.org/wordprocessingml/2006/main" xmlns:w14="http://schemas.microsoft.com/office/word/2010/wordml" xmlns:w15="http://schemas.microsoft.com/office/word/2012/wordml" xmlns:w16cex="http://schemas.microsoft.com/office/word/2018/wordml/cex" xmlns:w16cid="http://schemas.microsoft.com/office/word/2016/wordml/cid" xmlns:w16="http://schemas.microsoft.com/office/word/2018/wordml" xmlns:w16sdtdh="http://schemas.microsoft.com/office/word/2020/wordml/sdtdatahash" xmlns:w16se="http://schemas.microsoft.com/office/word/2015/wordml/symex" xmlns:wpg="http://schemas.microsoft.com/office/word/2010/wordprocessingGroup" xmlns:wpi="http://schemas.microsoft.com/office/word/2010/wordprocessingInk" xmlns:wne="http://schemas.microsoft.com/office/word/2006/wordml" xmlns:wps="http://schemas.microsoft.com/office/word/2010/wordprocessingShape" mc:Ignorable="w14 w15 w16se w16cid w16 w16cex w16sdtdh wp14">
+<w:document xmlns:wpc="http://schemas.microsoft.com/office/word/2010/wordprocessingCanvas" xmlns:cx="http://schemas.microsoft.com/office/drawing/2014/chartex" xmlns:cx1="http://schemas.microsoft.com/office/drawing/2015/9/8/chartex" xmlns:cx2="http://schemas.microsoft.com/office/drawing/2015/10/21/chartex" xmlns:cx3="http://schemas.microsoft.com/office/drawing/2016/5/9/chartex" xmlns:cx4="http://schemas.microsoft.com/office/drawing/2016/5/10/chartex" xmlns:cx5="http://schemas.microsoft.com/office/drawing/2016/5/11/chartex" xmlns:cx6="http://schemas.microsoft.com/office/drawing/2016/5/12/chartex" xmlns:cx7="http://schemas.microsoft.com/office/drawing/2016/5/13/chartex" xmlns:cx8="http://schemas.microsoft.com/office/drawing/2016/5/14/chartex" xmlns:mc="http://schemas.openxmlformats.org/markup-compatibility/2006" xmlns:aink="http://schemas.microsoft.com/office/drawing/2016/ink" xmlns:am3d="http://schemas.microsoft.com/office/drawing/2017/model3d" xmlns:o="urn:schemas-microsoft-com:office:office" xmlns:oel="http://schemas.microsoft.com/office/2019/extlst" xmlns:r="http://schemas.openxmlformats.org/officeDocument/2006/relationships" xmlns:m="http://schemas.openxmlformats.org/officeDocument/2006/math" xmlns:v="urn:schemas-microsoft-com:vml" xmlns:wp14="http://schemas.microsoft.com/office/word/2010/wordprocessingDrawing" xmlns:wp="http://schemas.openxmlformats.org/drawingml/2006/wordprocessingDrawing" xmlns:w10="urn:schemas-microsoft-com:office:word" xmlns:w="http://schemas.openxmlformats.org/wordprocessingml/2006/main" xmlns:w14="http://schemas.microsoft.com/office/word/2010/wordml" xmlns:w15="http://schemas.microsoft.com/office/word/2012/wordml" xmlns:w16cex="http://schemas.microsoft.com/office/word/2018/wordml/cex" xmlns:w16cid="http://schemas.microsoft.com/office/word/2016/wordml/cid" xmlns:w16="http://schemas.microsoft.com/office/word/2018/wordml" xmlns:w16du="http://schemas.microsoft.com/office/word/2023/wordml/word16du" xmlns:w16sdtdh="http://schemas.microsoft.com/office/word/2020/wordml/sdtdatahash" xmlns:w16sdtfl="http://schemas.microsoft.com/office/word/2024/wordml/sdtformatlock" xmlns:w16se="http://schemas.microsoft.com/office/word/2015/wordml/symex" xmlns:wpg="http://schemas.microsoft.com/office/word/2010/wordprocessingGroup" xmlns:wpi="http://schemas.microsoft.com/office/word/2010/wordprocessingInk" xmlns:wne="http://schemas.microsoft.com/office/word/2006/wordml" xmlns:wps="http://schemas.microsoft.com/office/word/2010/wordprocessingShape" mc:Ignorable="w14 w15 w16se w16cid w16 w16cex w16sdtdh w16sdtfl w16du wp14">
   <w:body>
     <w:p>
       <w:pPr>
@@ -288,13 +288,7 @@
         </w:rPr>
       </w:pPr>
       <w:r>
-        <w:t>A agência de viagens Oceanun atua na comercialização de pacotes turísticos, hospedagens e cruzeiros.</w:t>
-      </w:r>
-      <w:r>
-        <w:t xml:space="preserve"> </w:t>
-      </w:r>
-      <w:r>
-        <w:t>Este trabalho tem como objetivo planejar e modelar um sistema de e-commerce para a Oceanun, aplicando os conceitos e técnicas estudados na disciplina de Engenharia de Software 1. O escopo abrange desde o levantamento e especificação de requisitos até a definição de métricas de qualidade, metodologia ágil e plano de testes</w:t>
+        <w:t>A agência de viagens Oceanun atua na comercialização de pacotes turísticos, hospedagens e cruzeiros. Este trabalho tem como objetivo planejar e modelar um sistema de e-commerce para a Oceanun, aplicando os conceitos e técnicas estudados na disciplina de Engenharia de Software 1. O escopo abrange desde o levantamento e especificação de requisitos até a definição de métricas de qualidade, metodologia ágil e plano de testes</w:t>
       </w:r>
       <w:r>
         <w:rPr>
@@ -383,7 +377,6 @@
         <w:tc>
           <w:tcPr>
             <w:tcW w:w="2280" w:type="dxa"/>
-            <w:shd w:val="clear" w:color="auto" w:fill="auto"/>
             <w:tcMar>
               <w:top w:w="100" w:type="dxa"/>
               <w:left w:w="100" w:type="dxa"/>
@@ -422,7 +415,6 @@
         <w:tc>
           <w:tcPr>
             <w:tcW w:w="1740" w:type="dxa"/>
-            <w:shd w:val="clear" w:color="auto" w:fill="auto"/>
             <w:tcMar>
               <w:top w:w="100" w:type="dxa"/>
               <w:left w:w="100" w:type="dxa"/>
@@ -461,7 +453,6 @@
         <w:tc>
           <w:tcPr>
             <w:tcW w:w="5010" w:type="dxa"/>
-            <w:shd w:val="clear" w:color="auto" w:fill="auto"/>
             <w:tcMar>
               <w:top w:w="100" w:type="dxa"/>
               <w:left w:w="100" w:type="dxa"/>
@@ -502,7 +493,6 @@
         <w:tc>
           <w:tcPr>
             <w:tcW w:w="2280" w:type="dxa"/>
-            <w:shd w:val="clear" w:color="auto" w:fill="auto"/>
             <w:tcMar>
               <w:top w:w="100" w:type="dxa"/>
               <w:left w:w="100" w:type="dxa"/>
@@ -528,7 +518,6 @@
         <w:tc>
           <w:tcPr>
             <w:tcW w:w="1740" w:type="dxa"/>
-            <w:shd w:val="clear" w:color="auto" w:fill="auto"/>
             <w:tcMar>
               <w:top w:w="100" w:type="dxa"/>
               <w:left w:w="100" w:type="dxa"/>
@@ -554,7 +543,6 @@
         <w:tc>
           <w:tcPr>
             <w:tcW w:w="5010" w:type="dxa"/>
-            <w:shd w:val="clear" w:color="auto" w:fill="auto"/>
             <w:tcMar>
               <w:top w:w="100" w:type="dxa"/>
               <w:left w:w="100" w:type="dxa"/>
@@ -672,7 +660,6 @@
         <w:tc>
           <w:tcPr>
             <w:tcW w:w="2280" w:type="dxa"/>
-            <w:shd w:val="clear" w:color="auto" w:fill="auto"/>
             <w:tcMar>
               <w:top w:w="100" w:type="dxa"/>
               <w:left w:w="100" w:type="dxa"/>
@@ -698,7 +685,6 @@
         <w:tc>
           <w:tcPr>
             <w:tcW w:w="1740" w:type="dxa"/>
-            <w:shd w:val="clear" w:color="auto" w:fill="auto"/>
             <w:tcMar>
               <w:top w:w="100" w:type="dxa"/>
               <w:left w:w="100" w:type="dxa"/>
@@ -724,7 +710,6 @@
         <w:tc>
           <w:tcPr>
             <w:tcW w:w="5010" w:type="dxa"/>
-            <w:shd w:val="clear" w:color="auto" w:fill="auto"/>
             <w:tcMar>
               <w:top w:w="100" w:type="dxa"/>
               <w:left w:w="100" w:type="dxa"/>
@@ -842,7 +827,6 @@
         <w:tc>
           <w:tcPr>
             <w:tcW w:w="2280" w:type="dxa"/>
-            <w:shd w:val="clear" w:color="auto" w:fill="auto"/>
             <w:tcMar>
               <w:top w:w="100" w:type="dxa"/>
               <w:left w:w="100" w:type="dxa"/>
@@ -876,7 +860,6 @@
         <w:tc>
           <w:tcPr>
             <w:tcW w:w="1740" w:type="dxa"/>
-            <w:shd w:val="clear" w:color="auto" w:fill="auto"/>
             <w:tcMar>
               <w:top w:w="100" w:type="dxa"/>
               <w:left w:w="100" w:type="dxa"/>
@@ -910,7 +893,6 @@
         <w:tc>
           <w:tcPr>
             <w:tcW w:w="5010" w:type="dxa"/>
-            <w:shd w:val="clear" w:color="auto" w:fill="auto"/>
             <w:tcMar>
               <w:top w:w="100" w:type="dxa"/>
               <w:left w:w="100" w:type="dxa"/>
@@ -939,7 +921,6 @@
         <w:tc>
           <w:tcPr>
             <w:tcW w:w="2280" w:type="dxa"/>
-            <w:shd w:val="clear" w:color="auto" w:fill="auto"/>
             <w:tcMar>
               <w:top w:w="100" w:type="dxa"/>
               <w:left w:w="100" w:type="dxa"/>
@@ -973,7 +954,6 @@
         <w:tc>
           <w:tcPr>
             <w:tcW w:w="1740" w:type="dxa"/>
-            <w:shd w:val="clear" w:color="auto" w:fill="auto"/>
             <w:tcMar>
               <w:top w:w="100" w:type="dxa"/>
               <w:left w:w="100" w:type="dxa"/>
@@ -1007,7 +987,6 @@
         <w:tc>
           <w:tcPr>
             <w:tcW w:w="5010" w:type="dxa"/>
-            <w:shd w:val="clear" w:color="auto" w:fill="auto"/>
             <w:tcMar>
               <w:top w:w="100" w:type="dxa"/>
               <w:left w:w="100" w:type="dxa"/>
@@ -1080,7 +1059,6 @@
         <w:tc>
           <w:tcPr>
             <w:tcW w:w="960" w:type="dxa"/>
-            <w:shd w:val="clear" w:color="auto" w:fill="auto"/>
             <w:tcMar>
               <w:top w:w="100" w:type="dxa"/>
               <w:left w:w="100" w:type="dxa"/>
@@ -1115,7 +1093,6 @@
         <w:tc>
           <w:tcPr>
             <w:tcW w:w="2985" w:type="dxa"/>
-            <w:shd w:val="clear" w:color="auto" w:fill="auto"/>
             <w:tcMar>
               <w:top w:w="100" w:type="dxa"/>
               <w:left w:w="100" w:type="dxa"/>
@@ -1150,7 +1127,6 @@
         <w:tc>
           <w:tcPr>
             <w:tcW w:w="5055" w:type="dxa"/>
-            <w:shd w:val="clear" w:color="auto" w:fill="auto"/>
             <w:tcMar>
               <w:top w:w="100" w:type="dxa"/>
               <w:left w:w="100" w:type="dxa"/>
@@ -1187,7 +1163,6 @@
         <w:tc>
           <w:tcPr>
             <w:tcW w:w="960" w:type="dxa"/>
-            <w:shd w:val="clear" w:color="auto" w:fill="auto"/>
             <w:tcMar>
               <w:top w:w="100" w:type="dxa"/>
               <w:left w:w="100" w:type="dxa"/>
@@ -1221,7 +1196,6 @@
         <w:tc>
           <w:tcPr>
             <w:tcW w:w="2985" w:type="dxa"/>
-            <w:shd w:val="clear" w:color="auto" w:fill="auto"/>
             <w:tcMar>
               <w:top w:w="100" w:type="dxa"/>
               <w:left w:w="100" w:type="dxa"/>
@@ -1255,7 +1229,6 @@
         <w:tc>
           <w:tcPr>
             <w:tcW w:w="5055" w:type="dxa"/>
-            <w:shd w:val="clear" w:color="auto" w:fill="auto"/>
             <w:tcMar>
               <w:top w:w="100" w:type="dxa"/>
               <w:left w:w="100" w:type="dxa"/>
@@ -1291,7 +1264,6 @@
         <w:tc>
           <w:tcPr>
             <w:tcW w:w="960" w:type="dxa"/>
-            <w:shd w:val="clear" w:color="auto" w:fill="auto"/>
             <w:tcMar>
               <w:top w:w="100" w:type="dxa"/>
               <w:left w:w="100" w:type="dxa"/>
@@ -1325,7 +1297,6 @@
         <w:tc>
           <w:tcPr>
             <w:tcW w:w="2985" w:type="dxa"/>
-            <w:shd w:val="clear" w:color="auto" w:fill="auto"/>
             <w:tcMar>
               <w:top w:w="100" w:type="dxa"/>
               <w:left w:w="100" w:type="dxa"/>
@@ -1359,7 +1330,6 @@
         <w:tc>
           <w:tcPr>
             <w:tcW w:w="5055" w:type="dxa"/>
-            <w:shd w:val="clear" w:color="auto" w:fill="auto"/>
             <w:tcMar>
               <w:top w:w="100" w:type="dxa"/>
               <w:left w:w="100" w:type="dxa"/>
@@ -1395,7 +1365,6 @@
         <w:tc>
           <w:tcPr>
             <w:tcW w:w="960" w:type="dxa"/>
-            <w:shd w:val="clear" w:color="auto" w:fill="auto"/>
             <w:tcMar>
               <w:top w:w="100" w:type="dxa"/>
               <w:left w:w="100" w:type="dxa"/>
@@ -1429,7 +1398,6 @@
         <w:tc>
           <w:tcPr>
             <w:tcW w:w="2985" w:type="dxa"/>
-            <w:shd w:val="clear" w:color="auto" w:fill="auto"/>
             <w:tcMar>
               <w:top w:w="100" w:type="dxa"/>
               <w:left w:w="100" w:type="dxa"/>
@@ -1463,7 +1431,6 @@
         <w:tc>
           <w:tcPr>
             <w:tcW w:w="5055" w:type="dxa"/>
-            <w:shd w:val="clear" w:color="auto" w:fill="auto"/>
             <w:tcMar>
               <w:top w:w="100" w:type="dxa"/>
               <w:left w:w="100" w:type="dxa"/>
@@ -1547,7 +1514,6 @@
         <w:tc>
           <w:tcPr>
             <w:tcW w:w="960" w:type="dxa"/>
-            <w:shd w:val="clear" w:color="auto" w:fill="auto"/>
             <w:tcMar>
               <w:top w:w="100" w:type="dxa"/>
               <w:left w:w="100" w:type="dxa"/>
@@ -1581,7 +1547,6 @@
         <w:tc>
           <w:tcPr>
             <w:tcW w:w="2985" w:type="dxa"/>
-            <w:shd w:val="clear" w:color="auto" w:fill="auto"/>
             <w:tcMar>
               <w:top w:w="100" w:type="dxa"/>
               <w:left w:w="100" w:type="dxa"/>
@@ -1615,7 +1580,6 @@
         <w:tc>
           <w:tcPr>
             <w:tcW w:w="5055" w:type="dxa"/>
-            <w:shd w:val="clear" w:color="auto" w:fill="auto"/>
             <w:tcMar>
               <w:top w:w="100" w:type="dxa"/>
               <w:left w:w="100" w:type="dxa"/>
@@ -1651,7 +1615,6 @@
         <w:tc>
           <w:tcPr>
             <w:tcW w:w="960" w:type="dxa"/>
-            <w:shd w:val="clear" w:color="auto" w:fill="auto"/>
             <w:tcMar>
               <w:top w:w="100" w:type="dxa"/>
               <w:left w:w="100" w:type="dxa"/>
@@ -1685,7 +1648,6 @@
         <w:tc>
           <w:tcPr>
             <w:tcW w:w="2985" w:type="dxa"/>
-            <w:shd w:val="clear" w:color="auto" w:fill="auto"/>
             <w:tcMar>
               <w:top w:w="100" w:type="dxa"/>
               <w:left w:w="100" w:type="dxa"/>
@@ -1719,7 +1681,6 @@
         <w:tc>
           <w:tcPr>
             <w:tcW w:w="5055" w:type="dxa"/>
-            <w:shd w:val="clear" w:color="auto" w:fill="auto"/>
             <w:tcMar>
               <w:top w:w="100" w:type="dxa"/>
               <w:left w:w="100" w:type="dxa"/>
@@ -1755,7 +1716,6 @@
         <w:tc>
           <w:tcPr>
             <w:tcW w:w="960" w:type="dxa"/>
-            <w:shd w:val="clear" w:color="auto" w:fill="auto"/>
             <w:tcMar>
               <w:top w:w="100" w:type="dxa"/>
               <w:left w:w="100" w:type="dxa"/>
@@ -1789,7 +1749,6 @@
         <w:tc>
           <w:tcPr>
             <w:tcW w:w="2985" w:type="dxa"/>
-            <w:shd w:val="clear" w:color="auto" w:fill="auto"/>
             <w:tcMar>
               <w:top w:w="100" w:type="dxa"/>
               <w:left w:w="100" w:type="dxa"/>
@@ -1823,7 +1782,6 @@
         <w:tc>
           <w:tcPr>
             <w:tcW w:w="5055" w:type="dxa"/>
-            <w:shd w:val="clear" w:color="auto" w:fill="auto"/>
             <w:tcMar>
               <w:top w:w="100" w:type="dxa"/>
               <w:left w:w="100" w:type="dxa"/>
@@ -1859,7 +1817,6 @@
         <w:tc>
           <w:tcPr>
             <w:tcW w:w="960" w:type="dxa"/>
-            <w:shd w:val="clear" w:color="auto" w:fill="auto"/>
             <w:tcMar>
               <w:top w:w="100" w:type="dxa"/>
               <w:left w:w="100" w:type="dxa"/>
@@ -1894,7 +1851,6 @@
         <w:tc>
           <w:tcPr>
             <w:tcW w:w="2985" w:type="dxa"/>
-            <w:shd w:val="clear" w:color="auto" w:fill="auto"/>
             <w:tcMar>
               <w:top w:w="100" w:type="dxa"/>
               <w:left w:w="100" w:type="dxa"/>
@@ -1921,7 +1877,6 @@
         <w:tc>
           <w:tcPr>
             <w:tcW w:w="5055" w:type="dxa"/>
-            <w:shd w:val="clear" w:color="auto" w:fill="auto"/>
             <w:tcMar>
               <w:top w:w="100" w:type="dxa"/>
               <w:left w:w="100" w:type="dxa"/>
@@ -1957,7 +1912,6 @@
         <w:tc>
           <w:tcPr>
             <w:tcW w:w="960" w:type="dxa"/>
-            <w:shd w:val="clear" w:color="auto" w:fill="auto"/>
             <w:tcMar>
               <w:top w:w="100" w:type="dxa"/>
               <w:left w:w="100" w:type="dxa"/>
@@ -1991,7 +1945,6 @@
         <w:tc>
           <w:tcPr>
             <w:tcW w:w="2985" w:type="dxa"/>
-            <w:shd w:val="clear" w:color="auto" w:fill="auto"/>
             <w:tcMar>
               <w:top w:w="100" w:type="dxa"/>
               <w:left w:w="100" w:type="dxa"/>
@@ -2018,7 +1971,6 @@
         <w:tc>
           <w:tcPr>
             <w:tcW w:w="5055" w:type="dxa"/>
-            <w:shd w:val="clear" w:color="auto" w:fill="auto"/>
             <w:tcMar>
               <w:top w:w="100" w:type="dxa"/>
               <w:left w:w="100" w:type="dxa"/>
@@ -2054,7 +2006,6 @@
         <w:tc>
           <w:tcPr>
             <w:tcW w:w="960" w:type="dxa"/>
-            <w:shd w:val="clear" w:color="auto" w:fill="auto"/>
             <w:tcMar>
               <w:top w:w="100" w:type="dxa"/>
               <w:left w:w="100" w:type="dxa"/>
@@ -2088,7 +2039,6 @@
         <w:tc>
           <w:tcPr>
             <w:tcW w:w="2985" w:type="dxa"/>
-            <w:shd w:val="clear" w:color="auto" w:fill="auto"/>
             <w:tcMar>
               <w:top w:w="100" w:type="dxa"/>
               <w:left w:w="100" w:type="dxa"/>
@@ -2115,7 +2065,6 @@
         <w:tc>
           <w:tcPr>
             <w:tcW w:w="5055" w:type="dxa"/>
-            <w:shd w:val="clear" w:color="auto" w:fill="auto"/>
             <w:tcMar>
               <w:top w:w="100" w:type="dxa"/>
               <w:left w:w="100" w:type="dxa"/>
@@ -2151,7 +2100,6 @@
         <w:tc>
           <w:tcPr>
             <w:tcW w:w="960" w:type="dxa"/>
-            <w:shd w:val="clear" w:color="auto" w:fill="auto"/>
             <w:tcMar>
               <w:top w:w="100" w:type="dxa"/>
               <w:left w:w="100" w:type="dxa"/>
@@ -2185,7 +2133,6 @@
         <w:tc>
           <w:tcPr>
             <w:tcW w:w="2985" w:type="dxa"/>
-            <w:shd w:val="clear" w:color="auto" w:fill="auto"/>
             <w:tcMar>
               <w:top w:w="100" w:type="dxa"/>
               <w:left w:w="100" w:type="dxa"/>
@@ -2212,7 +2159,6 @@
         <w:tc>
           <w:tcPr>
             <w:tcW w:w="5055" w:type="dxa"/>
-            <w:shd w:val="clear" w:color="auto" w:fill="auto"/>
             <w:tcMar>
               <w:top w:w="100" w:type="dxa"/>
               <w:left w:w="100" w:type="dxa"/>
@@ -2289,7 +2235,6 @@
         <w:tc>
           <w:tcPr>
             <w:tcW w:w="990" w:type="dxa"/>
-            <w:shd w:val="clear" w:color="auto" w:fill="auto"/>
             <w:tcMar>
               <w:top w:w="100" w:type="dxa"/>
               <w:left w:w="100" w:type="dxa"/>
@@ -2318,7 +2263,6 @@
         <w:tc>
           <w:tcPr>
             <w:tcW w:w="2955" w:type="dxa"/>
-            <w:shd w:val="clear" w:color="auto" w:fill="auto"/>
             <w:tcMar>
               <w:top w:w="100" w:type="dxa"/>
               <w:left w:w="100" w:type="dxa"/>
@@ -2347,7 +2291,6 @@
         <w:tc>
           <w:tcPr>
             <w:tcW w:w="5040" w:type="dxa"/>
-            <w:shd w:val="clear" w:color="auto" w:fill="auto"/>
             <w:tcMar>
               <w:top w:w="100" w:type="dxa"/>
               <w:left w:w="100" w:type="dxa"/>
@@ -2378,7 +2321,6 @@
         <w:tc>
           <w:tcPr>
             <w:tcW w:w="990" w:type="dxa"/>
-            <w:shd w:val="clear" w:color="auto" w:fill="auto"/>
             <w:tcMar>
               <w:top w:w="100" w:type="dxa"/>
               <w:left w:w="100" w:type="dxa"/>
@@ -2405,7 +2347,6 @@
         <w:tc>
           <w:tcPr>
             <w:tcW w:w="2955" w:type="dxa"/>
-            <w:shd w:val="clear" w:color="auto" w:fill="auto"/>
             <w:tcMar>
               <w:top w:w="100" w:type="dxa"/>
               <w:left w:w="100" w:type="dxa"/>
@@ -2439,7 +2380,6 @@
         <w:tc>
           <w:tcPr>
             <w:tcW w:w="5040" w:type="dxa"/>
-            <w:shd w:val="clear" w:color="auto" w:fill="auto"/>
             <w:tcMar>
               <w:top w:w="100" w:type="dxa"/>
               <w:left w:w="100" w:type="dxa"/>
@@ -2488,7 +2428,6 @@
         <w:tc>
           <w:tcPr>
             <w:tcW w:w="990" w:type="dxa"/>
-            <w:shd w:val="clear" w:color="auto" w:fill="auto"/>
             <w:tcMar>
               <w:top w:w="100" w:type="dxa"/>
               <w:left w:w="100" w:type="dxa"/>
@@ -2515,7 +2454,6 @@
         <w:tc>
           <w:tcPr>
             <w:tcW w:w="2955" w:type="dxa"/>
-            <w:shd w:val="clear" w:color="auto" w:fill="auto"/>
             <w:tcMar>
               <w:top w:w="100" w:type="dxa"/>
               <w:left w:w="100" w:type="dxa"/>
@@ -2549,7 +2487,6 @@
         <w:tc>
           <w:tcPr>
             <w:tcW w:w="5040" w:type="dxa"/>
-            <w:shd w:val="clear" w:color="auto" w:fill="auto"/>
             <w:tcMar>
               <w:top w:w="100" w:type="dxa"/>
               <w:left w:w="100" w:type="dxa"/>
@@ -2597,7 +2534,6 @@
         <w:tc>
           <w:tcPr>
             <w:tcW w:w="990" w:type="dxa"/>
-            <w:shd w:val="clear" w:color="auto" w:fill="auto"/>
             <w:tcMar>
               <w:top w:w="100" w:type="dxa"/>
               <w:left w:w="100" w:type="dxa"/>
@@ -2624,7 +2560,6 @@
         <w:tc>
           <w:tcPr>
             <w:tcW w:w="2955" w:type="dxa"/>
-            <w:shd w:val="clear" w:color="auto" w:fill="auto"/>
             <w:tcMar>
               <w:top w:w="100" w:type="dxa"/>
               <w:left w:w="100" w:type="dxa"/>
@@ -2658,7 +2593,6 @@
         <w:tc>
           <w:tcPr>
             <w:tcW w:w="5040" w:type="dxa"/>
-            <w:shd w:val="clear" w:color="auto" w:fill="auto"/>
             <w:tcMar>
               <w:top w:w="100" w:type="dxa"/>
               <w:left w:w="100" w:type="dxa"/>
@@ -2695,7 +2629,6 @@
         <w:tc>
           <w:tcPr>
             <w:tcW w:w="990" w:type="dxa"/>
-            <w:shd w:val="clear" w:color="auto" w:fill="auto"/>
             <w:tcMar>
               <w:top w:w="100" w:type="dxa"/>
               <w:left w:w="100" w:type="dxa"/>
@@ -2723,7 +2656,6 @@
         <w:tc>
           <w:tcPr>
             <w:tcW w:w="2955" w:type="dxa"/>
-            <w:shd w:val="clear" w:color="auto" w:fill="auto"/>
             <w:tcMar>
               <w:top w:w="100" w:type="dxa"/>
               <w:left w:w="100" w:type="dxa"/>
@@ -2757,7 +2689,6 @@
         <w:tc>
           <w:tcPr>
             <w:tcW w:w="5040" w:type="dxa"/>
-            <w:shd w:val="clear" w:color="auto" w:fill="auto"/>
             <w:tcMar>
               <w:top w:w="100" w:type="dxa"/>
               <w:left w:w="100" w:type="dxa"/>
@@ -2796,7 +2727,6 @@
         <w:tc>
           <w:tcPr>
             <w:tcW w:w="990" w:type="dxa"/>
-            <w:shd w:val="clear" w:color="auto" w:fill="auto"/>
             <w:tcMar>
               <w:top w:w="100" w:type="dxa"/>
               <w:left w:w="100" w:type="dxa"/>
@@ -2823,7 +2753,6 @@
         <w:tc>
           <w:tcPr>
             <w:tcW w:w="2955" w:type="dxa"/>
-            <w:shd w:val="clear" w:color="auto" w:fill="auto"/>
             <w:tcMar>
               <w:top w:w="100" w:type="dxa"/>
               <w:left w:w="100" w:type="dxa"/>
@@ -2857,7 +2786,6 @@
         <w:tc>
           <w:tcPr>
             <w:tcW w:w="5040" w:type="dxa"/>
-            <w:shd w:val="clear" w:color="auto" w:fill="auto"/>
             <w:tcMar>
               <w:top w:w="100" w:type="dxa"/>
               <w:left w:w="100" w:type="dxa"/>
@@ -3157,7 +3085,6 @@
         <w:tc>
           <w:tcPr>
             <w:tcW w:w="675" w:type="dxa"/>
-            <w:shd w:val="clear" w:color="auto" w:fill="auto"/>
             <w:tcMar>
               <w:top w:w="100" w:type="dxa"/>
               <w:left w:w="100" w:type="dxa"/>
@@ -3191,7 +3118,6 @@
         <w:tc>
           <w:tcPr>
             <w:tcW w:w="7605" w:type="dxa"/>
-            <w:shd w:val="clear" w:color="auto" w:fill="auto"/>
             <w:tcMar>
               <w:top w:w="100" w:type="dxa"/>
               <w:left w:w="100" w:type="dxa"/>
@@ -3227,7 +3153,6 @@
         <w:tc>
           <w:tcPr>
             <w:tcW w:w="675" w:type="dxa"/>
-            <w:shd w:val="clear" w:color="auto" w:fill="auto"/>
             <w:tcMar>
               <w:top w:w="100" w:type="dxa"/>
               <w:left w:w="100" w:type="dxa"/>
@@ -3260,7 +3185,6 @@
         <w:tc>
           <w:tcPr>
             <w:tcW w:w="7605" w:type="dxa"/>
-            <w:shd w:val="clear" w:color="auto" w:fill="auto"/>
             <w:tcMar>
               <w:top w:w="100" w:type="dxa"/>
               <w:left w:w="100" w:type="dxa"/>
@@ -3474,7 +3398,6 @@
         <w:tc>
           <w:tcPr>
             <w:tcW w:w="1035" w:type="dxa"/>
-            <w:shd w:val="clear" w:color="auto" w:fill="auto"/>
             <w:tcMar>
               <w:top w:w="100" w:type="dxa"/>
               <w:left w:w="100" w:type="dxa"/>
@@ -3508,7 +3431,6 @@
         <w:tc>
           <w:tcPr>
             <w:tcW w:w="7245" w:type="dxa"/>
-            <w:shd w:val="clear" w:color="auto" w:fill="auto"/>
             <w:tcMar>
               <w:top w:w="100" w:type="dxa"/>
               <w:left w:w="100" w:type="dxa"/>
@@ -3544,7 +3466,6 @@
         <w:tc>
           <w:tcPr>
             <w:tcW w:w="1035" w:type="dxa"/>
-            <w:shd w:val="clear" w:color="auto" w:fill="auto"/>
             <w:tcMar>
               <w:top w:w="100" w:type="dxa"/>
               <w:left w:w="100" w:type="dxa"/>
@@ -3578,7 +3499,6 @@
         <w:tc>
           <w:tcPr>
             <w:tcW w:w="7245" w:type="dxa"/>
-            <w:shd w:val="clear" w:color="auto" w:fill="auto"/>
             <w:tcMar>
               <w:top w:w="100" w:type="dxa"/>
               <w:left w:w="100" w:type="dxa"/>
@@ -3797,7 +3717,6 @@
         <w:tc>
           <w:tcPr>
             <w:tcW w:w="1035" w:type="dxa"/>
-            <w:shd w:val="clear" w:color="auto" w:fill="auto"/>
             <w:tcMar>
               <w:top w:w="100" w:type="dxa"/>
               <w:left w:w="100" w:type="dxa"/>
@@ -3824,7 +3743,6 @@
         <w:tc>
           <w:tcPr>
             <w:tcW w:w="7245" w:type="dxa"/>
-            <w:shd w:val="clear" w:color="auto" w:fill="auto"/>
             <w:tcMar>
               <w:top w:w="100" w:type="dxa"/>
               <w:left w:w="100" w:type="dxa"/>
@@ -3853,7 +3771,6 @@
         <w:tc>
           <w:tcPr>
             <w:tcW w:w="1035" w:type="dxa"/>
-            <w:shd w:val="clear" w:color="auto" w:fill="auto"/>
             <w:tcMar>
               <w:top w:w="100" w:type="dxa"/>
               <w:left w:w="100" w:type="dxa"/>
@@ -3879,7 +3796,6 @@
         <w:tc>
           <w:tcPr>
             <w:tcW w:w="7245" w:type="dxa"/>
-            <w:shd w:val="clear" w:color="auto" w:fill="auto"/>
             <w:tcMar>
               <w:top w:w="100" w:type="dxa"/>
               <w:left w:w="100" w:type="dxa"/>
@@ -3919,7 +3835,6 @@
         <w:tc>
           <w:tcPr>
             <w:tcW w:w="1035" w:type="dxa"/>
-            <w:shd w:val="clear" w:color="auto" w:fill="auto"/>
             <w:tcMar>
               <w:top w:w="100" w:type="dxa"/>
               <w:left w:w="100" w:type="dxa"/>
@@ -3945,7 +3860,6 @@
         <w:tc>
           <w:tcPr>
             <w:tcW w:w="7245" w:type="dxa"/>
-            <w:shd w:val="clear" w:color="auto" w:fill="auto"/>
             <w:tcMar>
               <w:top w:w="100" w:type="dxa"/>
               <w:left w:w="100" w:type="dxa"/>
@@ -4192,7 +4106,6 @@
         <w:tc>
           <w:tcPr>
             <w:tcW w:w="1035" w:type="dxa"/>
-            <w:shd w:val="clear" w:color="auto" w:fill="auto"/>
             <w:tcMar>
               <w:top w:w="100" w:type="dxa"/>
               <w:left w:w="100" w:type="dxa"/>
@@ -4219,7 +4132,6 @@
         <w:tc>
           <w:tcPr>
             <w:tcW w:w="7245" w:type="dxa"/>
-            <w:shd w:val="clear" w:color="auto" w:fill="auto"/>
             <w:tcMar>
               <w:top w:w="100" w:type="dxa"/>
               <w:left w:w="100" w:type="dxa"/>
@@ -4248,7 +4160,6 @@
         <w:tc>
           <w:tcPr>
             <w:tcW w:w="1035" w:type="dxa"/>
-            <w:shd w:val="clear" w:color="auto" w:fill="auto"/>
             <w:tcMar>
               <w:top w:w="100" w:type="dxa"/>
               <w:left w:w="100" w:type="dxa"/>
@@ -4274,7 +4185,6 @@
         <w:tc>
           <w:tcPr>
             <w:tcW w:w="7245" w:type="dxa"/>
-            <w:shd w:val="clear" w:color="auto" w:fill="auto"/>
             <w:tcMar>
               <w:top w:w="100" w:type="dxa"/>
               <w:left w:w="100" w:type="dxa"/>
@@ -4317,7 +4227,6 @@
         <w:tc>
           <w:tcPr>
             <w:tcW w:w="1035" w:type="dxa"/>
-            <w:shd w:val="clear" w:color="auto" w:fill="auto"/>
             <w:tcMar>
               <w:top w:w="100" w:type="dxa"/>
               <w:left w:w="100" w:type="dxa"/>
@@ -4343,7 +4252,6 @@
         <w:tc>
           <w:tcPr>
             <w:tcW w:w="7245" w:type="dxa"/>
-            <w:shd w:val="clear" w:color="auto" w:fill="auto"/>
             <w:tcMar>
               <w:top w:w="100" w:type="dxa"/>
               <w:left w:w="100" w:type="dxa"/>
@@ -4620,7 +4528,6 @@
         <w:tc>
           <w:tcPr>
             <w:tcW w:w="1035" w:type="dxa"/>
-            <w:shd w:val="clear" w:color="auto" w:fill="auto"/>
             <w:tcMar>
               <w:top w:w="100" w:type="dxa"/>
               <w:left w:w="100" w:type="dxa"/>
@@ -4647,7 +4554,6 @@
         <w:tc>
           <w:tcPr>
             <w:tcW w:w="7245" w:type="dxa"/>
-            <w:shd w:val="clear" w:color="auto" w:fill="auto"/>
             <w:tcMar>
               <w:top w:w="100" w:type="dxa"/>
               <w:left w:w="100" w:type="dxa"/>
@@ -4676,7 +4582,6 @@
         <w:tc>
           <w:tcPr>
             <w:tcW w:w="1035" w:type="dxa"/>
-            <w:shd w:val="clear" w:color="auto" w:fill="auto"/>
             <w:tcMar>
               <w:top w:w="100" w:type="dxa"/>
               <w:left w:w="100" w:type="dxa"/>
@@ -4702,7 +4607,6 @@
         <w:tc>
           <w:tcPr>
             <w:tcW w:w="7245" w:type="dxa"/>
-            <w:shd w:val="clear" w:color="auto" w:fill="auto"/>
             <w:tcMar>
               <w:top w:w="100" w:type="dxa"/>
               <w:left w:w="100" w:type="dxa"/>
@@ -4739,7 +4643,6 @@
         <w:tc>
           <w:tcPr>
             <w:tcW w:w="1035" w:type="dxa"/>
-            <w:shd w:val="clear" w:color="auto" w:fill="auto"/>
             <w:tcMar>
               <w:top w:w="100" w:type="dxa"/>
               <w:left w:w="100" w:type="dxa"/>
@@ -4765,7 +4668,6 @@
         <w:tc>
           <w:tcPr>
             <w:tcW w:w="7245" w:type="dxa"/>
-            <w:shd w:val="clear" w:color="auto" w:fill="auto"/>
             <w:tcMar>
               <w:top w:w="100" w:type="dxa"/>
               <w:left w:w="100" w:type="dxa"/>
@@ -5297,7 +5199,6 @@
         <w:tc>
           <w:tcPr>
             <w:tcW w:w="1035" w:type="dxa"/>
-            <w:shd w:val="clear" w:color="auto" w:fill="auto"/>
             <w:tcMar>
               <w:top w:w="100" w:type="dxa"/>
               <w:left w:w="100" w:type="dxa"/>
@@ -5324,7 +5225,6 @@
         <w:tc>
           <w:tcPr>
             <w:tcW w:w="7245" w:type="dxa"/>
-            <w:shd w:val="clear" w:color="auto" w:fill="auto"/>
             <w:tcMar>
               <w:top w:w="100" w:type="dxa"/>
               <w:left w:w="100" w:type="dxa"/>
@@ -5353,7 +5253,6 @@
         <w:tc>
           <w:tcPr>
             <w:tcW w:w="1035" w:type="dxa"/>
-            <w:shd w:val="clear" w:color="auto" w:fill="auto"/>
             <w:tcMar>
               <w:top w:w="100" w:type="dxa"/>
               <w:left w:w="100" w:type="dxa"/>
@@ -5379,7 +5278,6 @@
         <w:tc>
           <w:tcPr>
             <w:tcW w:w="7245" w:type="dxa"/>
-            <w:shd w:val="clear" w:color="auto" w:fill="auto"/>
             <w:tcMar>
               <w:top w:w="100" w:type="dxa"/>
               <w:left w:w="100" w:type="dxa"/>
@@ -5591,7 +5489,6 @@
         <w:tc>
           <w:tcPr>
             <w:tcW w:w="1035" w:type="dxa"/>
-            <w:shd w:val="clear" w:color="auto" w:fill="auto"/>
             <w:tcMar>
               <w:top w:w="100" w:type="dxa"/>
               <w:left w:w="100" w:type="dxa"/>
@@ -5618,7 +5515,6 @@
         <w:tc>
           <w:tcPr>
             <w:tcW w:w="7245" w:type="dxa"/>
-            <w:shd w:val="clear" w:color="auto" w:fill="auto"/>
             <w:tcMar>
               <w:top w:w="100" w:type="dxa"/>
               <w:left w:w="100" w:type="dxa"/>
@@ -5647,7 +5543,6 @@
         <w:tc>
           <w:tcPr>
             <w:tcW w:w="1035" w:type="dxa"/>
-            <w:shd w:val="clear" w:color="auto" w:fill="auto"/>
             <w:tcMar>
               <w:top w:w="100" w:type="dxa"/>
               <w:left w:w="100" w:type="dxa"/>
@@ -5673,7 +5568,6 @@
         <w:tc>
           <w:tcPr>
             <w:tcW w:w="7245" w:type="dxa"/>
-            <w:shd w:val="clear" w:color="auto" w:fill="auto"/>
             <w:tcMar>
               <w:top w:w="100" w:type="dxa"/>
               <w:left w:w="100" w:type="dxa"/>
@@ -6082,7 +5976,6 @@
         <w:tc>
           <w:tcPr>
             <w:tcW w:w="1035" w:type="dxa"/>
-            <w:shd w:val="clear" w:color="auto" w:fill="auto"/>
             <w:tcMar>
               <w:top w:w="100" w:type="dxa"/>
               <w:left w:w="100" w:type="dxa"/>
@@ -6109,7 +6002,6 @@
         <w:tc>
           <w:tcPr>
             <w:tcW w:w="7245" w:type="dxa"/>
-            <w:shd w:val="clear" w:color="auto" w:fill="auto"/>
             <w:tcMar>
               <w:top w:w="100" w:type="dxa"/>
               <w:left w:w="100" w:type="dxa"/>
@@ -6138,7 +6030,6 @@
         <w:tc>
           <w:tcPr>
             <w:tcW w:w="1035" w:type="dxa"/>
-            <w:shd w:val="clear" w:color="auto" w:fill="auto"/>
             <w:tcMar>
               <w:top w:w="100" w:type="dxa"/>
               <w:left w:w="100" w:type="dxa"/>
@@ -6164,7 +6055,6 @@
         <w:tc>
           <w:tcPr>
             <w:tcW w:w="7245" w:type="dxa"/>
-            <w:shd w:val="clear" w:color="auto" w:fill="auto"/>
             <w:tcMar>
               <w:top w:w="100" w:type="dxa"/>
               <w:left w:w="100" w:type="dxa"/>
@@ -6205,46 +6095,424 @@
       <w:bookmarkEnd w:id="7"/>
       <w:r>
         <w:lastRenderedPageBreak/>
-        <w:t>Etapa 2 - Interface</w:t>
+        <w:t xml:space="preserve">Etapa 2 </w:t>
+      </w:r>
+      <w:r>
+        <w:t>–</w:t>
+      </w:r>
+      <w:r>
+        <w:t xml:space="preserve"> Interface</w:t>
+      </w:r>
+    </w:p>
+    <w:p>
+      <w:r>
+        <w:drawing>
+          <wp:inline distT="0" distB="0" distL="0" distR="0" wp14:anchorId="62BB85AB" wp14:editId="32CBC332">
+            <wp:extent cx="5733415" cy="3221990"/>
+            <wp:effectExtent l="0" t="0" r="635" b="0"/>
+            <wp:docPr id="1298913743" name="Imagem 1"/>
+            <wp:cNvGraphicFramePr>
+              <a:graphicFrameLocks xmlns:a="http://schemas.openxmlformats.org/drawingml/2006/main" noChangeAspect="1"/>
+            </wp:cNvGraphicFramePr>
+            <a:graphic xmlns:a="http://schemas.openxmlformats.org/drawingml/2006/main">
+              <a:graphicData uri="http://schemas.openxmlformats.org/drawingml/2006/picture">
+                <pic:pic xmlns:pic="http://schemas.openxmlformats.org/drawingml/2006/picture">
+                  <pic:nvPicPr>
+                    <pic:cNvPr id="1298913743" name=""/>
+                    <pic:cNvPicPr/>
+                  </pic:nvPicPr>
+                  <pic:blipFill>
+                    <a:blip r:embed="rId7"/>
+                    <a:stretch>
+                      <a:fillRect/>
+                    </a:stretch>
+                  </pic:blipFill>
+                  <pic:spPr>
+                    <a:xfrm>
+                      <a:off x="0" y="0"/>
+                      <a:ext cx="5733415" cy="3221990"/>
+                    </a:xfrm>
+                    <a:prstGeom prst="rect">
+                      <a:avLst/>
+                    </a:prstGeom>
+                  </pic:spPr>
+                </pic:pic>
+              </a:graphicData>
+            </a:graphic>
+          </wp:inline>
+        </w:drawing>
+      </w:r>
+    </w:p>
+    <w:p>
+      <w:pPr>
+        <w:pStyle w:val="PargrafodaLista"/>
+        <w:numPr>
+          <w:ilvl w:val="3"/>
+          <w:numId w:val="20"/>
+        </w:numPr>
+      </w:pPr>
+      <w:r>
+        <w:t>Página inicial</w:t>
+      </w:r>
+    </w:p>
+    <w:p>
+      <w:r>
+        <w:drawing>
+          <wp:inline distT="0" distB="0" distL="0" distR="0" wp14:anchorId="44CCFF30" wp14:editId="209812FB">
+            <wp:extent cx="5733415" cy="3220085"/>
+            <wp:effectExtent l="0" t="0" r="635" b="0"/>
+            <wp:docPr id="987510474" name="Imagem 1"/>
+            <wp:cNvGraphicFramePr>
+              <a:graphicFrameLocks xmlns:a="http://schemas.openxmlformats.org/drawingml/2006/main" noChangeAspect="1"/>
+            </wp:cNvGraphicFramePr>
+            <a:graphic xmlns:a="http://schemas.openxmlformats.org/drawingml/2006/main">
+              <a:graphicData uri="http://schemas.openxmlformats.org/drawingml/2006/picture">
+                <pic:pic xmlns:pic="http://schemas.openxmlformats.org/drawingml/2006/picture">
+                  <pic:nvPicPr>
+                    <pic:cNvPr id="987510474" name=""/>
+                    <pic:cNvPicPr/>
+                  </pic:nvPicPr>
+                  <pic:blipFill>
+                    <a:blip r:embed="rId8"/>
+                    <a:stretch>
+                      <a:fillRect/>
+                    </a:stretch>
+                  </pic:blipFill>
+                  <pic:spPr>
+                    <a:xfrm>
+                      <a:off x="0" y="0"/>
+                      <a:ext cx="5733415" cy="3220085"/>
+                    </a:xfrm>
+                    <a:prstGeom prst="rect">
+                      <a:avLst/>
+                    </a:prstGeom>
+                  </pic:spPr>
+                </pic:pic>
+              </a:graphicData>
+            </a:graphic>
+          </wp:inline>
+        </w:drawing>
+      </w:r>
+    </w:p>
+    <w:p>
+      <w:pPr>
+        <w:pStyle w:val="PargrafodaLista"/>
+        <w:numPr>
+          <w:ilvl w:val="3"/>
+          <w:numId w:val="20"/>
+        </w:numPr>
+      </w:pPr>
+      <w:r>
+        <w:t>Pacotes</w:t>
+      </w:r>
+    </w:p>
+    <w:p>
+      <w:r>
+        <w:lastRenderedPageBreak/>
+        <w:drawing>
+          <wp:inline distT="0" distB="0" distL="0" distR="0" wp14:anchorId="20DAC2AA" wp14:editId="20376531">
+            <wp:extent cx="5733415" cy="3203575"/>
+            <wp:effectExtent l="0" t="0" r="635" b="0"/>
+            <wp:docPr id="2092957664" name="Imagem 1"/>
+            <wp:cNvGraphicFramePr>
+              <a:graphicFrameLocks xmlns:a="http://schemas.openxmlformats.org/drawingml/2006/main" noChangeAspect="1"/>
+            </wp:cNvGraphicFramePr>
+            <a:graphic xmlns:a="http://schemas.openxmlformats.org/drawingml/2006/main">
+              <a:graphicData uri="http://schemas.openxmlformats.org/drawingml/2006/picture">
+                <pic:pic xmlns:pic="http://schemas.openxmlformats.org/drawingml/2006/picture">
+                  <pic:nvPicPr>
+                    <pic:cNvPr id="2092957664" name=""/>
+                    <pic:cNvPicPr/>
+                  </pic:nvPicPr>
+                  <pic:blipFill>
+                    <a:blip r:embed="rId9"/>
+                    <a:stretch>
+                      <a:fillRect/>
+                    </a:stretch>
+                  </pic:blipFill>
+                  <pic:spPr>
+                    <a:xfrm>
+                      <a:off x="0" y="0"/>
+                      <a:ext cx="5733415" cy="3203575"/>
+                    </a:xfrm>
+                    <a:prstGeom prst="rect">
+                      <a:avLst/>
+                    </a:prstGeom>
+                  </pic:spPr>
+                </pic:pic>
+              </a:graphicData>
+            </a:graphic>
+          </wp:inline>
+        </w:drawing>
+      </w:r>
+    </w:p>
+    <w:p>
+      <w:pPr>
+        <w:pStyle w:val="PargrafodaLista"/>
+        <w:numPr>
+          <w:ilvl w:val="3"/>
+          <w:numId w:val="20"/>
+        </w:numPr>
+      </w:pPr>
+      <w:r>
+        <w:t>Carrinho</w:t>
+      </w:r>
+    </w:p>
+    <w:p>
+      <w:r>
+        <w:drawing>
+          <wp:inline distT="0" distB="0" distL="0" distR="0" wp14:anchorId="513EBFC6" wp14:editId="71B1F782">
+            <wp:extent cx="5733415" cy="3228975"/>
+            <wp:effectExtent l="0" t="0" r="635" b="9525"/>
+            <wp:docPr id="529059252" name="Imagem 1"/>
+            <wp:cNvGraphicFramePr>
+              <a:graphicFrameLocks xmlns:a="http://schemas.openxmlformats.org/drawingml/2006/main" noChangeAspect="1"/>
+            </wp:cNvGraphicFramePr>
+            <a:graphic xmlns:a="http://schemas.openxmlformats.org/drawingml/2006/main">
+              <a:graphicData uri="http://schemas.openxmlformats.org/drawingml/2006/picture">
+                <pic:pic xmlns:pic="http://schemas.openxmlformats.org/drawingml/2006/picture">
+                  <pic:nvPicPr>
+                    <pic:cNvPr id="529059252" name=""/>
+                    <pic:cNvPicPr/>
+                  </pic:nvPicPr>
+                  <pic:blipFill>
+                    <a:blip r:embed="rId10"/>
+                    <a:stretch>
+                      <a:fillRect/>
+                    </a:stretch>
+                  </pic:blipFill>
+                  <pic:spPr>
+                    <a:xfrm>
+                      <a:off x="0" y="0"/>
+                      <a:ext cx="5733415" cy="3228975"/>
+                    </a:xfrm>
+                    <a:prstGeom prst="rect">
+                      <a:avLst/>
+                    </a:prstGeom>
+                  </pic:spPr>
+                </pic:pic>
+              </a:graphicData>
+            </a:graphic>
+          </wp:inline>
+        </w:drawing>
+      </w:r>
+    </w:p>
+    <w:p>
+      <w:pPr>
+        <w:pStyle w:val="PargrafodaLista"/>
+        <w:numPr>
+          <w:ilvl w:val="3"/>
+          <w:numId w:val="20"/>
+        </w:numPr>
+      </w:pPr>
+      <w:r>
+        <w:t>Perfil</w:t>
+      </w:r>
+    </w:p>
+    <w:p>
+      <w:r>
+        <w:lastRenderedPageBreak/>
+        <w:drawing>
+          <wp:inline distT="0" distB="0" distL="0" distR="0" wp14:anchorId="48B95915" wp14:editId="4A2836EC">
+            <wp:extent cx="5733415" cy="3219450"/>
+            <wp:effectExtent l="0" t="0" r="635" b="0"/>
+            <wp:docPr id="1615375679" name="Imagem 1"/>
+            <wp:cNvGraphicFramePr>
+              <a:graphicFrameLocks xmlns:a="http://schemas.openxmlformats.org/drawingml/2006/main" noChangeAspect="1"/>
+            </wp:cNvGraphicFramePr>
+            <a:graphic xmlns:a="http://schemas.openxmlformats.org/drawingml/2006/main">
+              <a:graphicData uri="http://schemas.openxmlformats.org/drawingml/2006/picture">
+                <pic:pic xmlns:pic="http://schemas.openxmlformats.org/drawingml/2006/picture">
+                  <pic:nvPicPr>
+                    <pic:cNvPr id="1615375679" name=""/>
+                    <pic:cNvPicPr/>
+                  </pic:nvPicPr>
+                  <pic:blipFill>
+                    <a:blip r:embed="rId11"/>
+                    <a:stretch>
+                      <a:fillRect/>
+                    </a:stretch>
+                  </pic:blipFill>
+                  <pic:spPr>
+                    <a:xfrm>
+                      <a:off x="0" y="0"/>
+                      <a:ext cx="5733415" cy="3219450"/>
+                    </a:xfrm>
+                    <a:prstGeom prst="rect">
+                      <a:avLst/>
+                    </a:prstGeom>
+                  </pic:spPr>
+                </pic:pic>
+              </a:graphicData>
+            </a:graphic>
+          </wp:inline>
+        </w:drawing>
+      </w:r>
+    </w:p>
+    <w:p>
+      <w:pPr>
+        <w:pStyle w:val="PargrafodaLista"/>
+        <w:numPr>
+          <w:ilvl w:val="3"/>
+          <w:numId w:val="20"/>
+        </w:numPr>
+      </w:pPr>
+      <w:r>
+        <w:t>Viagens</w:t>
+      </w:r>
+    </w:p>
+    <w:p>
+      <w:r>
+        <w:drawing>
+          <wp:inline distT="0" distB="0" distL="0" distR="0" wp14:anchorId="7F661AE9" wp14:editId="04DAFAD3">
+            <wp:extent cx="5733415" cy="3209290"/>
+            <wp:effectExtent l="0" t="0" r="635" b="0"/>
+            <wp:docPr id="174609066" name="Imagem 1"/>
+            <wp:cNvGraphicFramePr>
+              <a:graphicFrameLocks xmlns:a="http://schemas.openxmlformats.org/drawingml/2006/main" noChangeAspect="1"/>
+            </wp:cNvGraphicFramePr>
+            <a:graphic xmlns:a="http://schemas.openxmlformats.org/drawingml/2006/main">
+              <a:graphicData uri="http://schemas.openxmlformats.org/drawingml/2006/picture">
+                <pic:pic xmlns:pic="http://schemas.openxmlformats.org/drawingml/2006/picture">
+                  <pic:nvPicPr>
+                    <pic:cNvPr id="174609066" name=""/>
+                    <pic:cNvPicPr/>
+                  </pic:nvPicPr>
+                  <pic:blipFill>
+                    <a:blip r:embed="rId12"/>
+                    <a:stretch>
+                      <a:fillRect/>
+                    </a:stretch>
+                  </pic:blipFill>
+                  <pic:spPr>
+                    <a:xfrm>
+                      <a:off x="0" y="0"/>
+                      <a:ext cx="5733415" cy="3209290"/>
+                    </a:xfrm>
+                    <a:prstGeom prst="rect">
+                      <a:avLst/>
+                    </a:prstGeom>
+                  </pic:spPr>
+                </pic:pic>
+              </a:graphicData>
+            </a:graphic>
+          </wp:inline>
+        </w:drawing>
+      </w:r>
+    </w:p>
+    <w:p>
+      <w:pPr>
+        <w:pStyle w:val="PargrafodaLista"/>
+        <w:numPr>
+          <w:ilvl w:val="3"/>
+          <w:numId w:val="20"/>
+        </w:numPr>
+      </w:pPr>
+      <w:r>
+        <w:t>Central de ajuda</w:t>
+      </w:r>
+    </w:p>
+    <w:p/>
+    <w:p/>
+    <w:p/>
+    <w:p>
+      <w:pPr>
+        <w:pStyle w:val="Ttulo1"/>
+      </w:pPr>
+      <w:bookmarkStart w:id="8" w:name="_98x9okj08kt3" w:colFirst="0" w:colLast="0"/>
+      <w:bookmarkEnd w:id="8"/>
+      <w:r>
+        <w:lastRenderedPageBreak/>
+        <w:t>Etapa 3 - Gestão de Configuração de Software</w:t>
+      </w:r>
+    </w:p>
+    <w:p>
+      <w:r>
+        <w:t xml:space="preserve">A Gestão de Configuração de Software do projeto </w:t>
+      </w:r>
+      <w:proofErr w:type="spellStart"/>
+      <w:r>
+        <w:t>Oceanun</w:t>
+      </w:r>
+      <w:proofErr w:type="spellEnd"/>
+      <w:r>
+        <w:t xml:space="preserve"> será realizada utilizando o </w:t>
+      </w:r>
+      <w:proofErr w:type="spellStart"/>
+      <w:r>
+        <w:t>Git</w:t>
+      </w:r>
+      <w:proofErr w:type="spellEnd"/>
+      <w:r>
+        <w:t xml:space="preserve"> e a plataforma GitHub, por meio do repositório E-commerce-Viagens.</w:t>
+      </w:r>
+    </w:p>
+    <w:p>
+      <w:pPr>
+        <w:ind w:firstLine="720"/>
+      </w:pPr>
+      <w:r>
+        <w:t xml:space="preserve">O controle de versão será feito utilizando a </w:t>
+      </w:r>
+      <w:proofErr w:type="spellStart"/>
+      <w:r>
+        <w:t>branch</w:t>
+      </w:r>
+      <w:proofErr w:type="spellEnd"/>
+      <w:r>
+        <w:t xml:space="preserve"> principal </w:t>
+      </w:r>
+      <w:proofErr w:type="spellStart"/>
+      <w:r>
+        <w:t>main</w:t>
+      </w:r>
+      <w:proofErr w:type="spellEnd"/>
+      <w:r>
+        <w:t xml:space="preserve">, responsável por armazenar a versão estável do sistema. Para o desenvolvimento de novas funcionalidades e correções, serão utilizadas </w:t>
+      </w:r>
+      <w:proofErr w:type="spellStart"/>
+      <w:r>
+        <w:t>branches</w:t>
+      </w:r>
+      <w:proofErr w:type="spellEnd"/>
+      <w:r>
+        <w:t xml:space="preserve"> secundárias, permitindo que cada integrante trabalhe separadamente sem comprometer o funcionamento do projeto.</w:t>
+      </w:r>
+    </w:p>
+    <w:p>
+      <w:pPr>
+        <w:ind w:firstLine="720"/>
+      </w:pPr>
+      <w:r>
+        <w:t xml:space="preserve">As alterações realizadas no sistema serão registradas através de </w:t>
+      </w:r>
+      <w:proofErr w:type="spellStart"/>
+      <w:r>
+        <w:t>commits</w:t>
+      </w:r>
+      <w:proofErr w:type="spellEnd"/>
+      <w:r>
+        <w:t>, utilizando mensagens descritivas para facilitar a identificação das mudanças feitas no código. O GitHub também será utilizado como ferramenta de backup, armazenando todo o histórico de versões do projeto.</w:t>
+      </w:r>
+    </w:p>
+    <w:p/>
+    <w:p/>
+    <w:p>
+      <w:pPr>
+        <w:pStyle w:val="Ttulo1"/>
+      </w:pPr>
+      <w:bookmarkStart w:id="9" w:name="_o1pme0v866zr" w:colFirst="0" w:colLast="0"/>
+      <w:bookmarkEnd w:id="9"/>
+      <w:r>
+        <w:t>Etapa 4 - Métricas</w:t>
       </w:r>
     </w:p>
     <w:p>
       <w:pPr>
         <w:pStyle w:val="Ttulo2"/>
       </w:pPr>
-      <w:bookmarkStart w:id="8" w:name="_gkxf7yb829bg" w:colFirst="0" w:colLast="0"/>
-      <w:bookmarkEnd w:id="8"/>
-      <w:r>
-        <w:t>Proposta de Interface</w:t>
-      </w:r>
-    </w:p>
-    <w:p>
-      <w:pPr>
-        <w:pStyle w:val="Ttulo1"/>
-      </w:pPr>
-      <w:bookmarkStart w:id="9" w:name="_98x9okj08kt3" w:colFirst="0" w:colLast="0"/>
-      <w:bookmarkEnd w:id="9"/>
-      <w:r>
-        <w:t>Etapa 3 - Gestão de Configuração de Software</w:t>
-      </w:r>
-    </w:p>
-    <w:p/>
-    <w:p>
-      <w:pPr>
-        <w:pStyle w:val="Ttulo1"/>
-      </w:pPr>
-      <w:bookmarkStart w:id="10" w:name="_o1pme0v866zr" w:colFirst="0" w:colLast="0"/>
+      <w:bookmarkStart w:id="10" w:name="_31n4nugo8an5" w:colFirst="0" w:colLast="0"/>
       <w:bookmarkEnd w:id="10"/>
-      <w:r>
-        <w:t>Etapa 4 - Métricas</w:t>
-      </w:r>
-    </w:p>
-    <w:p>
-      <w:pPr>
-        <w:pStyle w:val="Ttulo2"/>
-      </w:pPr>
-      <w:bookmarkStart w:id="11" w:name="_31n4nugo8an5" w:colFirst="0" w:colLast="0"/>
-      <w:bookmarkEnd w:id="11"/>
       <w:r>
         <w:rPr>
           <w:b/>
@@ -6726,6 +6994,7 @@
               <w:rPr>
                 <w:szCs w:val="24"/>
               </w:rPr>
+              <w:lastRenderedPageBreak/>
               <w:t>Saída Externa</w:t>
             </w:r>
           </w:p>
@@ -6965,7 +7234,6 @@
                 <w:bCs/>
                 <w:szCs w:val="24"/>
               </w:rPr>
-              <w:lastRenderedPageBreak/>
               <w:t>Domínio de Informação</w:t>
             </w:r>
           </w:p>
@@ -7924,6 +8192,7 @@
                 <w:bCs/>
                 <w:szCs w:val="24"/>
               </w:rPr>
+              <w:lastRenderedPageBreak/>
               <w:t>Arquivos de Interface Externa</w:t>
             </w:r>
           </w:p>
@@ -8153,14 +8422,13 @@
           <w:szCs w:val="24"/>
         </w:rPr>
       </w:pPr>
-      <w:bookmarkStart w:id="12" w:name="_lv1nz11p0iv3" w:colFirst="0" w:colLast="0"/>
-      <w:bookmarkEnd w:id="12"/>
+      <w:bookmarkStart w:id="11" w:name="_lv1nz11p0iv3" w:colFirst="0" w:colLast="0"/>
+      <w:bookmarkEnd w:id="11"/>
       <w:r>
         <w:rPr>
           <w:b/>
           <w:bCs/>
         </w:rPr>
-        <w:lastRenderedPageBreak/>
         <w:t>Métricas para acompanhar o desenvolvimento do sistema</w:t>
       </w:r>
     </w:p>
@@ -8173,8 +8441,8 @@
           <w:color w:val="000000"/>
         </w:rPr>
       </w:pPr>
-      <w:bookmarkStart w:id="13" w:name="_sd8tswopm25d" w:colFirst="0" w:colLast="0"/>
-      <w:bookmarkEnd w:id="13"/>
+      <w:bookmarkStart w:id="12" w:name="_sd8tswopm25d" w:colFirst="0" w:colLast="0"/>
+      <w:bookmarkEnd w:id="12"/>
       <w:r>
         <w:rPr>
           <w:b/>
@@ -8277,13 +8545,7 @@
         <w:rPr>
           <w:szCs w:val="24"/>
         </w:rPr>
-        <w:t xml:space="preserve">implantado (deployed) para o cliente. </w:t>
-      </w:r>
-      <w:r>
-        <w:rPr>
-          <w:szCs w:val="24"/>
-        </w:rPr>
-        <w:t>Onde: E é o número de erros encontrados pela equipe antes do lançamento (em revisões de código e testes internos). D é o número de defeitos encontrados pelos usuários depois do lançamento (em produção).</w:t>
+        <w:t>implantado (deployed) para o cliente. Onde: E é o número de erros encontrados pela equipe antes do lançamento (em revisões de código e testes internos). D é o número de defeitos encontrados pelos usuários depois do lançamento (em produção).</w:t>
       </w:r>
       <w:r>
         <w:rPr>
@@ -8324,7 +8586,7 @@
                     <pic:cNvPicPr preferRelativeResize="0"/>
                   </pic:nvPicPr>
                   <pic:blipFill>
-                    <a:blip r:embed="rId7"/>
+                    <a:blip r:embed="rId13"/>
                     <a:srcRect/>
                     <a:stretch>
                       <a:fillRect/>
@@ -8410,7 +8672,7 @@
                     <pic:cNvPicPr preferRelativeResize="0"/>
                   </pic:nvPicPr>
                   <pic:blipFill>
-                    <a:blip r:embed="rId8"/>
+                    <a:blip r:embed="rId14"/>
                     <a:srcRect/>
                     <a:stretch>
                       <a:fillRect/>
@@ -8450,8 +8712,8 @@
           <w:color w:val="000000"/>
         </w:rPr>
       </w:pPr>
-      <w:bookmarkStart w:id="14" w:name="_pubx2lgeh9u4" w:colFirst="0" w:colLast="0"/>
-      <w:bookmarkEnd w:id="14"/>
+      <w:bookmarkStart w:id="13" w:name="_pubx2lgeh9u4" w:colFirst="0" w:colLast="0"/>
+      <w:bookmarkEnd w:id="13"/>
       <w:r>
         <w:rPr>
           <w:b/>
@@ -8488,6 +8750,7 @@
         <w:rPr>
           <w:szCs w:val="24"/>
         </w:rPr>
+        <w:lastRenderedPageBreak/>
         <w:t>Mede a quantidade de recursos de software prontos e testados que um desenvolvedor consegue entregar no período de um mês.</w:t>
       </w:r>
     </w:p>
@@ -8517,7 +8780,7 @@
                     <pic:cNvPicPr preferRelativeResize="0"/>
                   </pic:nvPicPr>
                   <pic:blipFill>
-                    <a:blip r:embed="rId9"/>
+                    <a:blip r:embed="rId15"/>
                     <a:srcRect/>
                     <a:stretch>
                       <a:fillRect/>
@@ -8562,7 +8825,6 @@
           <w:bCs/>
           <w:szCs w:val="24"/>
         </w:rPr>
-        <w:lastRenderedPageBreak/>
         <w:t>Esforço Real vs. Esforço Estimado por Caso de Uso</w:t>
       </w:r>
     </w:p>
@@ -8594,8 +8856,8 @@
           <w:bCs/>
         </w:rPr>
       </w:pPr>
-      <w:bookmarkStart w:id="15" w:name="_jtp4ine70pmh" w:colFirst="0" w:colLast="0"/>
-      <w:bookmarkEnd w:id="15"/>
+      <w:bookmarkStart w:id="14" w:name="_jtp4ine70pmh" w:colFirst="0" w:colLast="0"/>
+      <w:bookmarkEnd w:id="14"/>
       <w:r>
         <w:rPr>
           <w:b/>
@@ -8733,7 +8995,7 @@
                     <pic:cNvPicPr preferRelativeResize="0"/>
                   </pic:nvPicPr>
                   <pic:blipFill>
-                    <a:blip r:embed="rId10"/>
+                    <a:blip r:embed="rId16"/>
                     <a:srcRect/>
                     <a:stretch>
                       <a:fillRect/>
@@ -8820,42 +9082,33 @@
       <w:pPr>
         <w:pStyle w:val="Ttulo1"/>
       </w:pPr>
-      <w:bookmarkStart w:id="16" w:name="_vwb2n65hv8v1" w:colFirst="0" w:colLast="0"/>
+      <w:bookmarkStart w:id="15" w:name="_vwb2n65hv8v1" w:colFirst="0" w:colLast="0"/>
+      <w:bookmarkEnd w:id="15"/>
+      <w:r>
+        <w:t>Etapa 5 - SCRUM</w:t>
+      </w:r>
+    </w:p>
+    <w:p>
+      <w:pPr>
+        <w:pStyle w:val="Ttulo2"/>
+      </w:pPr>
+      <w:bookmarkStart w:id="16" w:name="_g1sfz922ae55" w:colFirst="0" w:colLast="0"/>
       <w:bookmarkEnd w:id="16"/>
       <w:r>
-        <w:t>Etapa 5 - SCRUM</w:t>
-      </w:r>
-    </w:p>
-    <w:p>
-      <w:pPr>
-        <w:pStyle w:val="Ttulo2"/>
-      </w:pPr>
-      <w:bookmarkStart w:id="17" w:name="_g1sfz922ae55" w:colFirst="0" w:colLast="0"/>
-      <w:bookmarkEnd w:id="17"/>
-      <w:r>
-        <w:t>Definição d</w:t>
-      </w:r>
-      <w:r>
-        <w:t>o backlog do sistema</w:t>
-      </w:r>
-    </w:p>
-    <w:p>
-      <w:pPr>
-        <w:rPr>
-          <w:szCs w:val="24"/>
-        </w:rPr>
-      </w:pPr>
-      <w:r>
-        <w:rPr>
-          <w:szCs w:val="24"/>
-        </w:rPr>
-        <w:t>Backlog</w:t>
-      </w:r>
-      <w:r>
-        <w:rPr>
-          <w:szCs w:val="24"/>
-        </w:rPr>
-        <w:t xml:space="preserve"> do p</w:t>
+        <w:t>Definição do backlog do sistema</w:t>
+      </w:r>
+    </w:p>
+    <w:p>
+      <w:pPr>
+        <w:rPr>
+          <w:szCs w:val="24"/>
+        </w:rPr>
+      </w:pPr>
+      <w:r>
+        <w:rPr>
+          <w:szCs w:val="24"/>
+        </w:rPr>
+        <w:t>Backlog do p</w:t>
       </w:r>
       <w:r>
         <w:rPr>
@@ -8927,7 +9180,6 @@
           <w:bCs/>
           <w:szCs w:val="24"/>
         </w:rPr>
-        <w:lastRenderedPageBreak/>
         <w:t>US01 (RF01 / UC01):</w:t>
       </w:r>
       <w:r>
@@ -9092,13 +9344,10 @@
       <w:pPr>
         <w:pStyle w:val="Ttulo2"/>
       </w:pPr>
-      <w:bookmarkStart w:id="18" w:name="_kfyfsd24wa0k" w:colFirst="0" w:colLast="0"/>
-      <w:bookmarkEnd w:id="18"/>
-      <w:r>
-        <w:t>Definição da</w:t>
-      </w:r>
-      <w:r>
-        <w:t xml:space="preserve"> primeira sprint</w:t>
+      <w:bookmarkStart w:id="17" w:name="_kfyfsd24wa0k" w:colFirst="0" w:colLast="0"/>
+      <w:bookmarkEnd w:id="17"/>
+      <w:r>
+        <w:t>Definição da primeira sprint</w:t>
       </w:r>
     </w:p>
     <w:p>
@@ -9113,8 +9362,8 @@
           <w:color w:val="000000"/>
         </w:rPr>
       </w:pPr>
-      <w:bookmarkStart w:id="19" w:name="_ugrj4kh9crwo" w:colFirst="0" w:colLast="0"/>
-      <w:bookmarkEnd w:id="19"/>
+      <w:bookmarkStart w:id="18" w:name="_ugrj4kh9crwo" w:colFirst="0" w:colLast="0"/>
+      <w:bookmarkEnd w:id="18"/>
       <w:r>
         <w:rPr>
           <w:b/>
@@ -9166,6 +9415,7 @@
           <w:bCs/>
           <w:szCs w:val="24"/>
         </w:rPr>
+        <w:lastRenderedPageBreak/>
         <w:t>Duração:</w:t>
       </w:r>
       <w:r>
@@ -9206,25 +9456,7 @@
           <w:bCs/>
           <w:szCs w:val="24"/>
         </w:rPr>
-        <w:t xml:space="preserve">8 </w:t>
-      </w:r>
-      <w:proofErr w:type="spellStart"/>
-      <w:r>
-        <w:rPr>
-          <w:b/>
-          <w:bCs/>
-          <w:szCs w:val="24"/>
-        </w:rPr>
-        <w:t>Story</w:t>
-      </w:r>
-      <w:proofErr w:type="spellEnd"/>
-      <w:r>
-        <w:rPr>
-          <w:b/>
-          <w:bCs/>
-          <w:szCs w:val="24"/>
-        </w:rPr>
-        <w:t xml:space="preserve"> Points (SP)</w:t>
+        <w:t>8 Story Points (SP)</w:t>
       </w:r>
       <w:r>
         <w:rPr>
@@ -9237,20 +9469,10 @@
       <w:pPr>
         <w:pStyle w:val="Ttulo2"/>
       </w:pPr>
-      <w:bookmarkStart w:id="20" w:name="_4h0w1vjemwxw" w:colFirst="0" w:colLast="0"/>
-      <w:bookmarkEnd w:id="20"/>
-      <w:r>
-        <w:lastRenderedPageBreak/>
-        <w:t>Simulação</w:t>
-      </w:r>
-      <w:r>
-        <w:t xml:space="preserve"> </w:t>
-      </w:r>
-      <w:r>
-        <w:t>da</w:t>
-      </w:r>
-      <w:r>
-        <w:t xml:space="preserve"> primeira sprint</w:t>
+      <w:bookmarkStart w:id="19" w:name="_4h0w1vjemwxw" w:colFirst="0" w:colLast="0"/>
+      <w:bookmarkEnd w:id="19"/>
+      <w:r>
+        <w:t>Simulação da primeira sprint</w:t>
       </w:r>
     </w:p>
     <w:p>
@@ -9275,7 +9497,7 @@
                     <pic:cNvPicPr preferRelativeResize="0"/>
                   </pic:nvPicPr>
                   <pic:blipFill>
-                    <a:blip r:embed="rId11"/>
+                    <a:blip r:embed="rId17"/>
                     <a:srcRect/>
                     <a:stretch>
                       <a:fillRect/>
@@ -9307,13 +9529,10 @@
       <w:pPr>
         <w:pStyle w:val="Ttulo2"/>
       </w:pPr>
-      <w:bookmarkStart w:id="21" w:name="_9djs283v7y3o" w:colFirst="0" w:colLast="0"/>
-      <w:bookmarkEnd w:id="21"/>
-      <w:r>
-        <w:t>B</w:t>
-      </w:r>
-      <w:r>
-        <w:t>urndown chart</w:t>
+      <w:bookmarkStart w:id="20" w:name="_9djs283v7y3o" w:colFirst="0" w:colLast="0"/>
+      <w:bookmarkEnd w:id="20"/>
+      <w:r>
+        <w:t>Burndown chart</w:t>
       </w:r>
     </w:p>
     <w:p>
@@ -9342,7 +9561,7 @@
                     <pic:cNvPicPr preferRelativeResize="0"/>
                   </pic:nvPicPr>
                   <pic:blipFill>
-                    <a:blip r:embed="rId12"/>
+                    <a:blip r:embed="rId18"/>
                     <a:srcRect/>
                     <a:stretch>
                       <a:fillRect/>
@@ -9369,8 +9588,8 @@
       <w:pPr>
         <w:pStyle w:val="Ttulo1"/>
       </w:pPr>
-      <w:bookmarkStart w:id="22" w:name="_alcmdt18afao" w:colFirst="0" w:colLast="0"/>
-      <w:bookmarkEnd w:id="22"/>
+      <w:bookmarkStart w:id="21" w:name="_alcmdt18afao" w:colFirst="0" w:colLast="0"/>
+      <w:bookmarkEnd w:id="21"/>
       <w:r>
         <w:lastRenderedPageBreak/>
         <w:t>Etapa 6 - Teste</w:t>
@@ -9380,8 +9599,8 @@
       <w:pPr>
         <w:pStyle w:val="Ttulo2"/>
       </w:pPr>
-      <w:bookmarkStart w:id="23" w:name="_mz06x2oyfl4x" w:colFirst="0" w:colLast="0"/>
-      <w:bookmarkEnd w:id="23"/>
+      <w:bookmarkStart w:id="22" w:name="_mz06x2oyfl4x" w:colFirst="0" w:colLast="0"/>
+      <w:bookmarkEnd w:id="22"/>
       <w:r>
         <w:t>Elaborar um plano de teste para o sistema</w:t>
       </w:r>
@@ -10853,8 +11072,8 @@
       <w:pPr>
         <w:pStyle w:val="Ttulo1"/>
       </w:pPr>
-      <w:bookmarkStart w:id="24" w:name="_nmzgy67vnigc" w:colFirst="0" w:colLast="0"/>
-      <w:bookmarkEnd w:id="24"/>
+      <w:bookmarkStart w:id="23" w:name="_nmzgy67vnigc" w:colFirst="0" w:colLast="0"/>
+      <w:bookmarkEnd w:id="23"/>
       <w:r>
         <w:lastRenderedPageBreak/>
         <w:t xml:space="preserve">Referências </w:t>
@@ -10872,7 +11091,7 @@
         </w:rPr>
         <w:t>VALENTE, M. T. Cap. 3: Requisitos – Engenharia de Software Moderna. Disponível em: &lt;</w:t>
       </w:r>
-      <w:hyperlink r:id="rId13">
+      <w:hyperlink r:id="rId19">
         <w:r>
           <w:rPr>
             <w:color w:val="1155CC"/>
@@ -10908,7 +11127,7 @@
         </w:rPr>
         <w:t>Contagem de Pontos de Função: Descobrindo o tamanho de um software. Disponível em: &lt;</w:t>
       </w:r>
-      <w:hyperlink r:id="rId14">
+      <w:hyperlink r:id="rId20">
         <w:r>
           <w:rPr>
             <w:color w:val="1155CC"/>
@@ -11012,7 +11231,7 @@
 </file>
 
 <file path=word/numbering.xml><?xml version="1.0" encoding="utf-8"?>
-<w:numbering xmlns:wpc="http://schemas.microsoft.com/office/word/2010/wordprocessingCanvas" xmlns:cx="http://schemas.microsoft.com/office/drawing/2014/chartex" xmlns:cx1="http://schemas.microsoft.com/office/drawing/2015/9/8/chartex" xmlns:cx2="http://schemas.microsoft.com/office/drawing/2015/10/21/chartex" xmlns:cx3="http://schemas.microsoft.com/office/drawing/2016/5/9/chartex" xmlns:cx4="http://schemas.microsoft.com/office/drawing/2016/5/10/chartex" xmlns:cx5="http://schemas.microsoft.com/office/drawing/2016/5/11/chartex" xmlns:cx6="http://schemas.microsoft.com/office/drawing/2016/5/12/chartex" xmlns:cx7="http://schemas.microsoft.com/office/drawing/2016/5/13/chartex" xmlns:cx8="http://schemas.microsoft.com/office/drawing/2016/5/14/chartex" xmlns:mc="http://schemas.openxmlformats.org/markup-compatibility/2006" xmlns:aink="http://schemas.microsoft.com/office/drawing/2016/ink" xmlns:am3d="http://schemas.microsoft.com/office/drawing/2017/model3d" xmlns:o="urn:schemas-microsoft-com:office:office" xmlns:oel="http://schemas.microsoft.com/office/2019/extlst" xmlns:r="http://schemas.openxmlformats.org/officeDocument/2006/relationships" xmlns:m="http://schemas.openxmlformats.org/officeDocument/2006/math" xmlns:v="urn:schemas-microsoft-com:vml" xmlns:wp14="http://schemas.microsoft.com/office/word/2010/wordprocessingDrawing" xmlns:wp="http://schemas.openxmlformats.org/drawingml/2006/wordprocessingDrawing" xmlns:w10="urn:schemas-microsoft-com:office:word" xmlns:w="http://schemas.openxmlformats.org/wordprocessingml/2006/main" xmlns:w14="http://schemas.microsoft.com/office/word/2010/wordml" xmlns:w15="http://schemas.microsoft.com/office/word/2012/wordml" xmlns:w16cex="http://schemas.microsoft.com/office/word/2018/wordml/cex" xmlns:w16cid="http://schemas.microsoft.com/office/word/2016/wordml/cid" xmlns:w16="http://schemas.microsoft.com/office/word/2018/wordml" xmlns:w16sdtdh="http://schemas.microsoft.com/office/word/2020/wordml/sdtdatahash" xmlns:w16se="http://schemas.microsoft.com/office/word/2015/wordml/symex" xmlns:wpg="http://schemas.microsoft.com/office/word/2010/wordprocessingGroup" xmlns:wpi="http://schemas.microsoft.com/office/word/2010/wordprocessingInk" xmlns:wne="http://schemas.microsoft.com/office/word/2006/wordml" xmlns:wps="http://schemas.microsoft.com/office/word/2010/wordprocessingShape" mc:Ignorable="w14 w15 w16se w16cid w16 w16cex w16sdtdh wp14">
+<w:numbering xmlns:wpc="http://schemas.microsoft.com/office/word/2010/wordprocessingCanvas" xmlns:cx="http://schemas.microsoft.com/office/drawing/2014/chartex" xmlns:cx1="http://schemas.microsoft.com/office/drawing/2015/9/8/chartex" xmlns:cx2="http://schemas.microsoft.com/office/drawing/2015/10/21/chartex" xmlns:cx3="http://schemas.microsoft.com/office/drawing/2016/5/9/chartex" xmlns:cx4="http://schemas.microsoft.com/office/drawing/2016/5/10/chartex" xmlns:cx5="http://schemas.microsoft.com/office/drawing/2016/5/11/chartex" xmlns:cx6="http://schemas.microsoft.com/office/drawing/2016/5/12/chartex" xmlns:cx7="http://schemas.microsoft.com/office/drawing/2016/5/13/chartex" xmlns:cx8="http://schemas.microsoft.com/office/drawing/2016/5/14/chartex" xmlns:mc="http://schemas.openxmlformats.org/markup-compatibility/2006" xmlns:aink="http://schemas.microsoft.com/office/drawing/2016/ink" xmlns:am3d="http://schemas.microsoft.com/office/drawing/2017/model3d" xmlns:o="urn:schemas-microsoft-com:office:office" xmlns:oel="http://schemas.microsoft.com/office/2019/extlst" xmlns:r="http://schemas.openxmlformats.org/officeDocument/2006/relationships" xmlns:m="http://schemas.openxmlformats.org/officeDocument/2006/math" xmlns:v="urn:schemas-microsoft-com:vml" xmlns:wp14="http://schemas.microsoft.com/office/word/2010/wordprocessingDrawing" xmlns:wp="http://schemas.openxmlformats.org/drawingml/2006/wordprocessingDrawing" xmlns:w10="urn:schemas-microsoft-com:office:word" xmlns:w="http://schemas.openxmlformats.org/wordprocessingml/2006/main" xmlns:w14="http://schemas.microsoft.com/office/word/2010/wordml" xmlns:w15="http://schemas.microsoft.com/office/word/2012/wordml" xmlns:w16cex="http://schemas.microsoft.com/office/word/2018/wordml/cex" xmlns:w16cid="http://schemas.microsoft.com/office/word/2016/wordml/cid" xmlns:w16="http://schemas.microsoft.com/office/word/2018/wordml" xmlns:w16du="http://schemas.microsoft.com/office/word/2023/wordml/word16du" xmlns:w16sdtdh="http://schemas.microsoft.com/office/word/2020/wordml/sdtdatahash" xmlns:w16sdtfl="http://schemas.microsoft.com/office/word/2024/wordml/sdtformatlock" xmlns:w16se="http://schemas.microsoft.com/office/word/2015/wordml/symex" xmlns:wpg="http://schemas.microsoft.com/office/word/2010/wordprocessingGroup" xmlns:wpi="http://schemas.microsoft.com/office/word/2010/wordprocessingInk" xmlns:wne="http://schemas.microsoft.com/office/word/2006/wordml" xmlns:wps="http://schemas.microsoft.com/office/word/2010/wordprocessingShape" mc:Ignorable="w14 w15 w16se w16cid w16 w16cex w16sdtdh w16sdtfl w16du wp14">
   <w:abstractNum w:abstractNumId="0" w15:restartNumberingAfterBreak="0">
     <w:nsid w:val="048F160F"/>
     <w:multiLevelType w:val="multilevel"/>
@@ -14065,6 +14284,119 @@
     </w:lvl>
   </w:abstractNum>
   <w:abstractNum w:abstractNumId="27" w15:restartNumberingAfterBreak="0">
+    <w:nsid w:val="54922705"/>
+    <w:multiLevelType w:val="multilevel"/>
+    <w:tmpl w:val="24A4154C"/>
+    <w:lvl w:ilvl="0">
+      <w:start w:val="1"/>
+      <w:numFmt w:val="decimal"/>
+      <w:lvlText w:val="%1."/>
+      <w:lvlJc w:val="left"/>
+      <w:pPr>
+        <w:ind w:left="1080" w:hanging="360"/>
+      </w:pPr>
+      <w:rPr>
+        <w:u w:val="none"/>
+      </w:rPr>
+    </w:lvl>
+    <w:lvl w:ilvl="1">
+      <w:start w:val="1"/>
+      <w:numFmt w:val="lowerLetter"/>
+      <w:lvlText w:val="%2."/>
+      <w:lvlJc w:val="left"/>
+      <w:pPr>
+        <w:ind w:left="1800" w:hanging="360"/>
+      </w:pPr>
+      <w:rPr>
+        <w:u w:val="none"/>
+      </w:rPr>
+    </w:lvl>
+    <w:lvl w:ilvl="2">
+      <w:start w:val="1"/>
+      <w:numFmt w:val="lowerRoman"/>
+      <w:lvlText w:val="%3."/>
+      <w:lvlJc w:val="right"/>
+      <w:pPr>
+        <w:ind w:left="2520" w:hanging="360"/>
+      </w:pPr>
+      <w:rPr>
+        <w:u w:val="none"/>
+      </w:rPr>
+    </w:lvl>
+    <w:lvl w:ilvl="3">
+      <w:start w:val="1"/>
+      <w:numFmt w:val="decimal"/>
+      <w:lvlText w:val="%4."/>
+      <w:lvlJc w:val="left"/>
+      <w:pPr>
+        <w:ind w:left="3240" w:hanging="360"/>
+      </w:pPr>
+      <w:rPr>
+        <w:u w:val="none"/>
+      </w:rPr>
+    </w:lvl>
+    <w:lvl w:ilvl="4">
+      <w:start w:val="1"/>
+      <w:numFmt w:val="lowerLetter"/>
+      <w:lvlText w:val="%5."/>
+      <w:lvlJc w:val="left"/>
+      <w:pPr>
+        <w:ind w:left="3960" w:hanging="360"/>
+      </w:pPr>
+      <w:rPr>
+        <w:u w:val="none"/>
+      </w:rPr>
+    </w:lvl>
+    <w:lvl w:ilvl="5">
+      <w:start w:val="1"/>
+      <w:numFmt w:val="lowerRoman"/>
+      <w:lvlText w:val="%6."/>
+      <w:lvlJc w:val="right"/>
+      <w:pPr>
+        <w:ind w:left="4680" w:hanging="360"/>
+      </w:pPr>
+      <w:rPr>
+        <w:u w:val="none"/>
+      </w:rPr>
+    </w:lvl>
+    <w:lvl w:ilvl="6">
+      <w:start w:val="1"/>
+      <w:numFmt w:val="decimal"/>
+      <w:lvlText w:val="%7."/>
+      <w:lvlJc w:val="left"/>
+      <w:pPr>
+        <w:ind w:left="5400" w:hanging="360"/>
+      </w:pPr>
+      <w:rPr>
+        <w:u w:val="none"/>
+      </w:rPr>
+    </w:lvl>
+    <w:lvl w:ilvl="7">
+      <w:start w:val="1"/>
+      <w:numFmt w:val="lowerLetter"/>
+      <w:lvlText w:val="%8."/>
+      <w:lvlJc w:val="left"/>
+      <w:pPr>
+        <w:ind w:left="6120" w:hanging="360"/>
+      </w:pPr>
+      <w:rPr>
+        <w:u w:val="none"/>
+      </w:rPr>
+    </w:lvl>
+    <w:lvl w:ilvl="8">
+      <w:start w:val="1"/>
+      <w:numFmt w:val="lowerRoman"/>
+      <w:lvlText w:val="%9."/>
+      <w:lvlJc w:val="right"/>
+      <w:pPr>
+        <w:ind w:left="6840" w:hanging="360"/>
+      </w:pPr>
+      <w:rPr>
+        <w:u w:val="none"/>
+      </w:rPr>
+    </w:lvl>
+  </w:abstractNum>
+  <w:abstractNum w:abstractNumId="28" w15:restartNumberingAfterBreak="0">
     <w:nsid w:val="56ED7886"/>
     <w:multiLevelType w:val="multilevel"/>
     <w:tmpl w:val="14148160"/>
@@ -14177,7 +14509,7 @@
       </w:rPr>
     </w:lvl>
   </w:abstractNum>
-  <w:abstractNum w:abstractNumId="28" w15:restartNumberingAfterBreak="0">
+  <w:abstractNum w:abstractNumId="29" w15:restartNumberingAfterBreak="0">
     <w:nsid w:val="574A075B"/>
     <w:multiLevelType w:val="multilevel"/>
     <w:tmpl w:val="C102F23C"/>
@@ -14290,7 +14622,7 @@
       </w:rPr>
     </w:lvl>
   </w:abstractNum>
-  <w:abstractNum w:abstractNumId="29" w15:restartNumberingAfterBreak="0">
+  <w:abstractNum w:abstractNumId="30" w15:restartNumberingAfterBreak="0">
     <w:nsid w:val="60B13AFE"/>
     <w:multiLevelType w:val="multilevel"/>
     <w:tmpl w:val="CF4C4CF4"/>
@@ -14403,7 +14735,7 @@
       </w:rPr>
     </w:lvl>
   </w:abstractNum>
-  <w:abstractNum w:abstractNumId="30" w15:restartNumberingAfterBreak="0">
+  <w:abstractNum w:abstractNumId="31" w15:restartNumberingAfterBreak="0">
     <w:nsid w:val="64500A9D"/>
     <w:multiLevelType w:val="multilevel"/>
     <w:tmpl w:val="B0CAD52A"/>
@@ -14516,7 +14848,7 @@
       </w:rPr>
     </w:lvl>
   </w:abstractNum>
-  <w:abstractNum w:abstractNumId="31" w15:restartNumberingAfterBreak="0">
+  <w:abstractNum w:abstractNumId="32" w15:restartNumberingAfterBreak="0">
     <w:nsid w:val="64EA4296"/>
     <w:multiLevelType w:val="multilevel"/>
     <w:tmpl w:val="5FACA4B0"/>
@@ -14629,7 +14961,7 @@
       </w:rPr>
     </w:lvl>
   </w:abstractNum>
-  <w:abstractNum w:abstractNumId="32" w15:restartNumberingAfterBreak="0">
+  <w:abstractNum w:abstractNumId="33" w15:restartNumberingAfterBreak="0">
     <w:nsid w:val="6F654350"/>
     <w:multiLevelType w:val="multilevel"/>
     <w:tmpl w:val="096CBFDE"/>
@@ -14742,7 +15074,7 @@
       </w:rPr>
     </w:lvl>
   </w:abstractNum>
-  <w:abstractNum w:abstractNumId="33" w15:restartNumberingAfterBreak="0">
+  <w:abstractNum w:abstractNumId="34" w15:restartNumberingAfterBreak="0">
     <w:nsid w:val="6FA73A14"/>
     <w:multiLevelType w:val="multilevel"/>
     <w:tmpl w:val="BC0A566E"/>
@@ -14855,7 +15187,7 @@
       </w:rPr>
     </w:lvl>
   </w:abstractNum>
-  <w:abstractNum w:abstractNumId="34" w15:restartNumberingAfterBreak="0">
+  <w:abstractNum w:abstractNumId="35" w15:restartNumberingAfterBreak="0">
     <w:nsid w:val="721F6B4E"/>
     <w:multiLevelType w:val="hybridMultilevel"/>
     <w:tmpl w:val="C0C86774"/>
@@ -14941,7 +15273,7 @@
       </w:pPr>
     </w:lvl>
   </w:abstractNum>
-  <w:abstractNum w:abstractNumId="35" w15:restartNumberingAfterBreak="0">
+  <w:abstractNum w:abstractNumId="36" w15:restartNumberingAfterBreak="0">
     <w:nsid w:val="783964D1"/>
     <w:multiLevelType w:val="multilevel"/>
     <w:tmpl w:val="E766D204"/>
@@ -15054,7 +15386,7 @@
       </w:rPr>
     </w:lvl>
   </w:abstractNum>
-  <w:abstractNum w:abstractNumId="36" w15:restartNumberingAfterBreak="0">
+  <w:abstractNum w:abstractNumId="37" w15:restartNumberingAfterBreak="0">
     <w:nsid w:val="7E3F0C6A"/>
     <w:multiLevelType w:val="multilevel"/>
     <w:tmpl w:val="DFB81F32"/>
@@ -15167,7 +15499,7 @@
       </w:rPr>
     </w:lvl>
   </w:abstractNum>
-  <w:abstractNum w:abstractNumId="37" w15:restartNumberingAfterBreak="0">
+  <w:abstractNum w:abstractNumId="38" w15:restartNumberingAfterBreak="0">
     <w:nsid w:val="7FEA12B6"/>
     <w:multiLevelType w:val="multilevel"/>
     <w:tmpl w:val="1C1CD028"/>
@@ -15287,7 +15619,7 @@
     <w:abstractNumId w:val="5"/>
   </w:num>
   <w:num w:numId="3" w16cid:durableId="2107647039">
-    <w:abstractNumId w:val="29"/>
+    <w:abstractNumId w:val="30"/>
   </w:num>
   <w:num w:numId="4" w16cid:durableId="1298533126">
     <w:abstractNumId w:val="25"/>
@@ -15308,7 +15640,7 @@
     <w:abstractNumId w:val="15"/>
   </w:num>
   <w:num w:numId="10" w16cid:durableId="1495099176">
-    <w:abstractNumId w:val="37"/>
+    <w:abstractNumId w:val="38"/>
   </w:num>
   <w:num w:numId="11" w16cid:durableId="268860329">
     <w:abstractNumId w:val="13"/>
@@ -15317,7 +15649,7 @@
     <w:abstractNumId w:val="24"/>
   </w:num>
   <w:num w:numId="13" w16cid:durableId="1315837495">
-    <w:abstractNumId w:val="36"/>
+    <w:abstractNumId w:val="37"/>
   </w:num>
   <w:num w:numId="14" w16cid:durableId="1734699066">
     <w:abstractNumId w:val="8"/>
@@ -15329,7 +15661,7 @@
     <w:abstractNumId w:val="20"/>
   </w:num>
   <w:num w:numId="17" w16cid:durableId="612708596">
-    <w:abstractNumId w:val="32"/>
+    <w:abstractNumId w:val="33"/>
   </w:num>
   <w:num w:numId="18" w16cid:durableId="770054271">
     <w:abstractNumId w:val="16"/>
@@ -15341,10 +15673,10 @@
     <w:abstractNumId w:val="2"/>
   </w:num>
   <w:num w:numId="21" w16cid:durableId="1716923795">
-    <w:abstractNumId w:val="28"/>
+    <w:abstractNumId w:val="29"/>
   </w:num>
   <w:num w:numId="22" w16cid:durableId="1371682523">
-    <w:abstractNumId w:val="31"/>
+    <w:abstractNumId w:val="32"/>
   </w:num>
   <w:num w:numId="23" w16cid:durableId="1919903668">
     <w:abstractNumId w:val="10"/>
@@ -15362,7 +15694,7 @@
     <w:abstractNumId w:val="17"/>
   </w:num>
   <w:num w:numId="28" w16cid:durableId="819884234">
-    <w:abstractNumId w:val="35"/>
+    <w:abstractNumId w:val="36"/>
   </w:num>
   <w:num w:numId="29" w16cid:durableId="1347096935">
     <w:abstractNumId w:val="7"/>
@@ -15377,28 +15709,31 @@
     <w:abstractNumId w:val="18"/>
   </w:num>
   <w:num w:numId="33" w16cid:durableId="1096824191">
-    <w:abstractNumId w:val="30"/>
+    <w:abstractNumId w:val="31"/>
   </w:num>
   <w:num w:numId="34" w16cid:durableId="2117477754">
-    <w:abstractNumId w:val="33"/>
+    <w:abstractNumId w:val="34"/>
   </w:num>
   <w:num w:numId="35" w16cid:durableId="1436514283">
     <w:abstractNumId w:val="9"/>
   </w:num>
   <w:num w:numId="36" w16cid:durableId="1960837512">
-    <w:abstractNumId w:val="27"/>
+    <w:abstractNumId w:val="28"/>
   </w:num>
   <w:num w:numId="37" w16cid:durableId="1919360935">
     <w:abstractNumId w:val="4"/>
   </w:num>
   <w:num w:numId="38" w16cid:durableId="654799365">
-    <w:abstractNumId w:val="34"/>
+    <w:abstractNumId w:val="35"/>
+  </w:num>
+  <w:num w:numId="39" w16cid:durableId="702094307">
+    <w:abstractNumId w:val="27"/>
   </w:num>
 </w:numbering>
 </file>
 
 <file path=word/styles.xml><?xml version="1.0" encoding="utf-8"?>
-<w:styles xmlns:mc="http://schemas.openxmlformats.org/markup-compatibility/2006" xmlns:r="http://schemas.openxmlformats.org/officeDocument/2006/relationships" xmlns:w="http://schemas.openxmlformats.org/wordprocessingml/2006/main" xmlns:w14="http://schemas.microsoft.com/office/word/2010/wordml" xmlns:w15="http://schemas.microsoft.com/office/word/2012/wordml" xmlns:w16cex="http://schemas.microsoft.com/office/word/2018/wordml/cex" xmlns:w16cid="http://schemas.microsoft.com/office/word/2016/wordml/cid" xmlns:w16="http://schemas.microsoft.com/office/word/2018/wordml" xmlns:w16sdtdh="http://schemas.microsoft.com/office/word/2020/wordml/sdtdatahash" xmlns:w16se="http://schemas.microsoft.com/office/word/2015/wordml/symex" mc:Ignorable="w14 w15 w16se w16cid w16 w16cex w16sdtdh">
+<w:styles xmlns:mc="http://schemas.openxmlformats.org/markup-compatibility/2006" xmlns:r="http://schemas.openxmlformats.org/officeDocument/2006/relationships" xmlns:w="http://schemas.openxmlformats.org/wordprocessingml/2006/main" xmlns:w14="http://schemas.microsoft.com/office/word/2010/wordml" xmlns:w15="http://schemas.microsoft.com/office/word/2012/wordml" xmlns:w16cex="http://schemas.microsoft.com/office/word/2018/wordml/cex" xmlns:w16cid="http://schemas.microsoft.com/office/word/2016/wordml/cid" xmlns:w16="http://schemas.microsoft.com/office/word/2018/wordml" xmlns:w16du="http://schemas.microsoft.com/office/word/2023/wordml/word16du" xmlns:w16sdtdh="http://schemas.microsoft.com/office/word/2020/wordml/sdtdatahash" xmlns:w16sdtfl="http://schemas.microsoft.com/office/word/2024/wordml/sdtformatlock" xmlns:w16se="http://schemas.microsoft.com/office/word/2015/wordml/symex" mc:Ignorable="w14 w15 w16se w16cid w16 w16cex w16sdtdh w16sdtfl w16du">
   <w:docDefaults>
     <w:rPrDefault>
       <w:rPr>
@@ -16081,6 +16416,40 @@
       <w:tblStyleColBandSize w:val="1"/>
     </w:tblPr>
   </w:style>
+  <w:style w:type="paragraph" w:styleId="PargrafodaLista">
+    <w:name w:val="List Paragraph"/>
+    <w:basedOn w:val="Normal"/>
+    <w:uiPriority w:val="34"/>
+    <w:qFormat/>
+    <w:rsid w:val="0092254E"/>
+    <w:pPr>
+      <w:ind w:left="720"/>
+      <w:contextualSpacing/>
+    </w:pPr>
+  </w:style>
+  <w:style w:type="character" w:styleId="Hyperlink">
+    <w:name w:val="Hyperlink"/>
+    <w:basedOn w:val="Fontepargpadro"/>
+    <w:uiPriority w:val="99"/>
+    <w:unhideWhenUsed/>
+    <w:rsid w:val="0092254E"/>
+    <w:rPr>
+      <w:color w:val="0000FF" w:themeColor="hyperlink"/>
+      <w:u w:val="single"/>
+    </w:rPr>
+  </w:style>
+  <w:style w:type="character" w:styleId="MenoPendente">
+    <w:name w:val="Unresolved Mention"/>
+    <w:basedOn w:val="Fontepargpadro"/>
+    <w:uiPriority w:val="99"/>
+    <w:semiHidden/>
+    <w:unhideWhenUsed/>
+    <w:rsid w:val="0092254E"/>
+    <w:rPr>
+      <w:color w:val="605E5C"/>
+      <w:shd w:val="clear" w:color="auto" w:fill="E1DFDD"/>
+    </w:rPr>
+  </w:style>
 </w:styles>
 </file>
 
